--- a/Kim12-1-2-Metallerin-Aktifligi.docx
+++ b/Kim12-1-2-Metallerin-Aktifligi.docx
@@ -36,7 +36,7 @@
           <w:rFonts w:ascii="Times New Roman" w:hAnsi="Times New Roman" w:cs="Times New Roman"/>
           <w:lang w:val="tr-TR"/>
         </w:rPr>
-        <w:t xml:space="preserve">Çorum’daki Alacahöyük kazılarında gün ışığına çıkarılan ve yaklaşık 4500 yıllık olduğu düşünülen altın eserler, bugün Ankara’daki Anadolu Medeniyetleri Müzesi’nde ilk günkü parlaklıklarıyla sergilenmektedir (Görsel A). Buna karşın çok daha yakın dönemlerden kalan demir eserlerin önemli bir bölümü paslanarak ufalanmıştır. Benzer şekilde sofralarımızdaki gümüş çatal bıçaklar yıllarca kullanılabilirken bahçede unutulan demir bir kürek birkaç ay içinde paslanabilir. Bakır su borularında yıllarca sorun yaşanmazken çinko kaplı demir boruların kaplaması zamanla aşınır (Görsel B). Peki metallerin tepkimeye girme yatkınlıkları neden farklıdır? Hangi metalin daha kolay tepkimeye girdiğini nasıl belirleyebiliriz?</w:t>
+        <w:t xml:space="preserve">Çorum’daki Alacahöyük kazılarında gün ışığına çıkarılan, Erken Tunç Çağı’na ait yaklaşık 4000-4500 yıllık altın eserler, bugün Ankara’daki Anadolu Medeniyetleri Müzesi’nde ilk günkü parlaklıklarıyla sergilenmektedir (Görsel A). Buna karşın çok daha yakın dönemlerden kalan demir eserlerin önemli bir bölümü paslanarak ufalanmıştır. Benzer şekilde sofralarımızdaki gümüş çatal bıçaklar yıllarca kullanılabilirken bahçede unutulan demir bir kürek birkaç ay içinde paslanabilir. Bakır su borularında yıllarca sorun yaşanmazken çinko kaplı demir boruların kaplaması zamanla aşınır (Görsel B). Peki metallerin tepkimeye girme yatkınlıkları neden farklıdır? Hangi metalin daha kolay tepkimeye girdiğini nasıl belirleyebiliriz?</w:t>
       </w:r>
     </w:p>
     <w:p>
@@ -6724,7 +6724,7 @@
           <w:highlight w:val="yellow"/>
           <w:lang w:val="tr-TR"/>
         </w:rPr>
-        <w:t xml:space="preserve">Tablo A’daki iyonlaşma enerjileri CRC Handbook değerlerinin tam sayıya yuvarlanmış hâlidir. Alacahöyük eserlerinin tarihlendirmesi ve sergilendiği müze bilgisi yayın öncesinde müzenin resmî kaynaklarından doğrulanmalıdır.</w:t>
+        <w:t xml:space="preserve">Tablo A’daki iyonlaşma enerjileri CRC Handbook değerlerinin tam sayıya yuvarlanmış hâlidir. Alacahöyük kral mezarları Erken Tunç Çağı’na (yaklaşık MÖ 2500-2100) tarihlenir; özgün eserler Ankara’daki Anadolu Medeniyetleri Müzesi’nde, replikaları Çorum Alacahöyük Müzesi’nde sergilenmektedir.</w:t>
       </w:r>
     </w:p>
     <w:sectPr>

--- a/Kim12-1-2-Metallerin-Aktifligi.docx
+++ b/Kim12-1-2-Metallerin-Aktifligi.docx
@@ -486,18 +486,9 @@
       <w:r>
         <w:rPr>
           <w:rFonts w:ascii="Times New Roman" w:hAnsi="Times New Roman" w:cs="Times New Roman"/>
-          <w:b/>
-          <w:bCs/>
-          <w:lang w:val="tr-TR"/>
-        </w:rPr>
-        <w:t xml:space="preserve">Görsel C:</w:t>
-      </w:r>
-      <w:r>
-        <w:rPr>
-          <w:rFonts w:ascii="Times New Roman" w:hAnsi="Times New Roman" w:cs="Times New Roman"/>
-          <w:lang w:val="tr-TR"/>
-        </w:rPr>
-        <w:t xml:space="preserve"> Metal parçaları ve metal tuzu çözeltileri</w:t>
+          <w:lang w:val="tr-TR"/>
+        </w:rPr>
+        <w:t xml:space="preserve">Metal parçaları ve metal tuzu çözeltileri</w:t>
       </w:r>
     </w:p>
     <w:p>
@@ -2221,31 +2212,6 @@
         <w:t xml:space="preserve">Aşağıdaki tabloda deneyde kullandığınız metallerin birinci ve ikinci iyonlaşma enerjileri verilmiştir.</w:t>
       </w:r>
     </w:p>
-    <w:p>
-      <w:pPr>
-        <w:jc w:val="center"/>
-        <w:rPr>
-          <w:rFonts w:ascii="Times New Roman" w:hAnsi="Times New Roman" w:cs="Times New Roman"/>
-          <w:lang w:val="tr-TR"/>
-        </w:rPr>
-      </w:pPr>
-      <w:r>
-        <w:rPr>
-          <w:rFonts w:ascii="Times New Roman" w:hAnsi="Times New Roman" w:cs="Times New Roman"/>
-          <w:b/>
-          <w:bCs/>
-          <w:lang w:val="tr-TR"/>
-        </w:rPr>
-        <w:t xml:space="preserve">Tablo A:</w:t>
-      </w:r>
-      <w:r>
-        <w:rPr>
-          <w:rFonts w:ascii="Times New Roman" w:hAnsi="Times New Roman" w:cs="Times New Roman"/>
-          <w:lang w:val="tr-TR"/>
-        </w:rPr>
-        <w:t xml:space="preserve"> Bazı metallerin iyonlaşma enerjileri</w:t>
-      </w:r>
-    </w:p>
     <w:tbl>
       <w:tblPr>
         <w:tblW w:w="9000" w:type="dxa"/>
@@ -2789,7 +2755,7 @@
           <w:rFonts w:ascii="Times New Roman" w:hAnsi="Times New Roman" w:cs="Times New Roman"/>
           <w:lang w:val="tr-TR"/>
         </w:rPr>
-        <w:t xml:space="preserve">Tablo A’daki iyonlaşma enerjisi değerleri ile deneyde belirlediğiniz aktiflik sıralaması uyumlu mu? Uyumlu değilse bunun nedenleri neler olabilir? Fikir yürütünüz.</w:t>
+        <w:t xml:space="preserve">Yukarıdaki tablodaki iyonlaşma enerjisi değerleri ile deneyde belirlediğiniz aktiflik sıralaması uyumlu mu? Uyumlu değilse bunun nedenleri neler olabilir? Fikir yürütünüz.</w:t>
       </w:r>
     </w:p>
     <w:p>
@@ -3306,7 +3272,7 @@
           <w:rFonts w:ascii="Times New Roman" w:hAnsi="Times New Roman" w:cs="Times New Roman"/>
           <w:lang w:val="tr-TR"/>
         </w:rPr>
-        <w:t xml:space="preserve">Aynı tepkimenin tersi ise kendiliğinden gerçekleşmez; kurşun metali demir(II) iyonlarına elektron veremez. Bu nedenle aktifliği farklı iki metalden yalnızca biriyle diğerinin iyonları arasında tepkime gözlenir (Görsel D). Etkinlikte metal ile kendi iyonlarını içeren çözeltiyi kontrol olarak kullanmanızın nedeni de budur: Bu gözlerde net bir değişim gözlenmez.</w:t>
+        <w:t xml:space="preserve">Aynı tepkimenin tersi ise kendiliğinden gerçekleşmez; kurşun metali demir(II) iyonlarına elektron veremez. Bu nedenle aktifliği farklı iki metalden yalnızca biriyle diğerinin iyonları arasında tepkime gözlenir (Görsel C). Etkinlikte metal ile kendi iyonlarını içeren çözeltiyi kontrol olarak kullanmanızın nedeni de budur: Bu gözlerde net bir değişim gözlenmez.</w:t>
       </w:r>
     </w:p>
     <w:p xmlns:a="http://schemas.openxmlformats.org/drawingml/2006/main" xmlns:pic="http://schemas.openxmlformats.org/drawingml/2006/picture">
@@ -3369,7 +3335,7 @@
           <w:bCs/>
           <w:lang w:val="tr-TR"/>
         </w:rPr>
-        <w:t xml:space="preserve">Görsel D:</w:t>
+        <w:t xml:space="preserve">Görsel C:</w:t>
       </w:r>
       <w:r>
         <w:rPr>
@@ -3516,7 +3482,7 @@
           <w:rFonts w:ascii="Times New Roman" w:hAnsi="Times New Roman" w:cs="Times New Roman"/>
           <w:lang w:val="tr-TR"/>
         </w:rPr>
-        <w:t xml:space="preserve"> denir (Görsel E). Dizide üstte yer alan metal, altında yer alan metallerin iyonlarını indirgeyebilir. Hidrojenin üstünde yer alan metaller seyreltik hidroklorik asitten hidrojen gazı açığa çıkarabilirken altındaki metaller bu tepkimeyi vermez. Dizinin en üstündeki potasyum, kalsiyum ve sodyum gibi çok aktif metaller soğuk su ile bile tepkime vererek hidrojen gazı oluşturur:</w:t>
+        <w:t xml:space="preserve"> denir (Görsel D). Dizide üstte yer alan metal, altında yer alan metallerin iyonlarını indirgeyebilir. Hidrojenin üstünde yer alan metaller seyreltik hidroklorik asitten hidrojen gazı açığa çıkarabilirken altındaki metaller bu tepkimeyi vermez. Dizinin en üstündeki potasyum, kalsiyum ve sodyum gibi çok aktif metaller soğuk su ile bile tepkime vererek hidrojen gazı oluşturur:</w:t>
       </w:r>
     </w:p>
     <w:p>
@@ -3657,7 +3623,7 @@
           <w:bCs/>
           <w:lang w:val="tr-TR"/>
         </w:rPr>
-        <w:t xml:space="preserve">Görsel E:</w:t>
+        <w:t xml:space="preserve">Görsel D:</w:t>
       </w:r>
       <w:r>
         <w:rPr>
@@ -3712,7 +3678,7 @@
           <w:rFonts w:ascii="Times New Roman" w:hAnsi="Times New Roman" w:cs="Times New Roman"/>
           <w:lang w:val="tr-TR"/>
         </w:rPr>
-        <w:t xml:space="preserve">Peki Tablo A’daki verilere göre birinci iyonlaşma enerjisi en düşük olan kurşunun deneyde çinko ve demirden daha az aktif çıkması nasıl açıklanabilir? İyonlaşma enerjisi, gaz hâlindeki yalıtılmış bir atomdan elektron koparmak için gereken enerjidir. Sulu çözeltide gerçekleşen tepkimelerde ise metal atomlarının katı kristalden ayrılması için gereken enerji ve oluşan iyonların su molekülleriyle etkileşirken açığa çıkardığı enerji de elektron verme eğilimini etkiler. Bu nedenle sulu çözeltideki aktiflik, özellikle geçiş metallerinde yalnızca iyonlaşma enerjisiyle açıklanamaz; aktiflik sıralaması deneysel verilere dayanılarak belirlenir.</w:t>
+        <w:t xml:space="preserve">Peki Analiz ve Keşif Atölyesi 1.2.’deki iyonlaşma enerjisi tablosuna göre birinci iyonlaşma enerjisi en düşük olan kurşunun deneyde çinko ve demirden daha az aktif çıkması nasıl açıklanabilir? İyonlaşma enerjisi, gaz hâlindeki yalıtılmış bir atomdan elektron koparmak için gereken enerjidir. Sulu çözeltide gerçekleşen tepkimelerde ise metal atomlarının katı kristalden ayrılması için gereken enerji ve oluşan iyonların su molekülleriyle etkileşirken açığa çıkardığı enerji de elektron verme eğilimini etkiler. Bu nedenle sulu çözeltideki aktiflik, özellikle geçiş metallerinde yalnızca iyonlaşma enerjisiyle açıklanamaz; aktiflik sıralaması deneysel verilere dayanılarak belirlenir.</w:t>
       </w:r>
     </w:p>
     <w:p>
@@ -4112,7 +4078,7 @@
           <w:rFonts w:ascii="Times New Roman" w:hAnsi="Times New Roman" w:cs="Times New Roman"/>
           <w:lang w:val="tr-TR"/>
         </w:rPr>
-        <w:t xml:space="preserve">Görsel E’deki aktiflik dizisini kullanarak aşağıdaki karışımlarda tepkime gerçekleşip gerçekleşmeyeceğini belirleyiniz. Gerçekleşen tepkimelerin net denklemlerini yazınız.</w:t>
+        <w:t xml:space="preserve">Görsel D’deki aktiflik dizisini kullanarak aşağıdaki karışımlarda tepkime gerçekleşip gerçekleşmeyeceğini belirleyiniz. Gerçekleşen tepkimelerin net denklemlerini yazınız.</w:t>
       </w:r>
     </w:p>
     <w:p>
@@ -4607,7 +4573,7 @@
           <w:rFonts w:ascii="Times New Roman" w:hAnsi="Times New Roman" w:cs="Times New Roman"/>
           <w:lang w:val="tr-TR"/>
         </w:rPr>
-        <w:t xml:space="preserve">1. Görsel E’deki aktiflik dizisini kullanarak aşağıdaki tabloyu doldurunuz.</w:t>
+        <w:t xml:space="preserve">1. Görsel D’deki aktiflik dizisini kullanarak aşağıdaki tabloyu doldurunuz.</w:t>
       </w:r>
     </w:p>
     <w:tbl>
@@ -6299,7 +6265,7 @@
           <w:rFonts w:ascii="Times New Roman" w:hAnsi="Times New Roman" w:cs="Times New Roman"/>
           <w:lang w:val="tr-TR"/>
         </w:rPr>
-        <w:t xml:space="preserve">5. Bir öğrenci, “Birinci iyonlaşma enerjisi daha küçük olan metal her zaman daha aktiftir.” önermesini ileri sürüyor. Bu önermeyi Tablo A’daki çinko ve kurşun verileriyle ve deney bulgularınızla sorgulayınız.</w:t>
+        <w:t xml:space="preserve">5. Bir öğrenci, “Birinci iyonlaşma enerjisi daha küçük olan metal her zaman daha aktiftir.” önermesini ileri sürüyor. Bu önermeyi Analiz ve Keşif Atölyesi 1.2.’deki iyonlaşma enerjisi tablosunda yer alan çinko ve kurşun verileriyle ve deney bulgularınızla sorgulayınız.</w:t>
       </w:r>
     </w:p>
     <w:p>
@@ -6724,7 +6690,7 @@
           <w:highlight w:val="yellow"/>
           <w:lang w:val="tr-TR"/>
         </w:rPr>
-        <w:t xml:space="preserve">Tablo A’daki iyonlaşma enerjileri CRC Handbook değerlerinin tam sayıya yuvarlanmış hâlidir. Alacahöyük kral mezarları Erken Tunç Çağı’na (yaklaşık MÖ 2500-2100) tarihlenir; özgün eserler Ankara’daki Anadolu Medeniyetleri Müzesi’nde, replikaları Çorum Alacahöyük Müzesi’nde sergilenmektedir.</w:t>
+        <w:t xml:space="preserve">Analiz ve Keşif Atölyesi 1.2.’deki iyonlaşma enerjileri CRC Handbook değerlerinin tam sayıya yuvarlanmış hâlidir. Alacahöyük kral mezarları Erken Tunç Çağı’na (yaklaşık MÖ 2500-2100) tarihlenir; özgün eserler Ankara’daki Anadolu Medeniyetleri Müzesi’nde, replikaları Çorum Alacahöyük Müzesi’nde sergilenmektedir.</w:t>
       </w:r>
     </w:p>
     <w:sectPr>

--- a/Kim12-1-2-Metallerin-Aktifligi.docx
+++ b/Kim12-1-2-Metallerin-Aktifligi.docx
@@ -88,7 +88,7 @@
                 <w:rFonts w:ascii="Times New Roman" w:hAnsi="Times New Roman" w:cs="Times New Roman"/>
                 <w:lang w:val="tr-TR"/>
               </w:rPr>
-              <w:t xml:space="preserve">GÖRSEL ALANI</w:t>
+              <w:t xml:space="preserve">GÖRSEL ALANI (Shutterstock)</w:t>
             </w:r>
           </w:p>
           <w:p>
@@ -120,23 +120,7 @@
                 <w:rFonts w:ascii="Times New Roman" w:hAnsi="Times New Roman" w:cs="Times New Roman"/>
                 <w:lang w:val="tr-TR"/>
               </w:rPr>
-              <w:t xml:space="preserve">Shutterstock arama: “ancient gold artifacts museum anatolia bronze age”</w:t>
-            </w:r>
-          </w:p>
-          <w:p>
-            <w:pPr>
-              <w:jc w:val="both"/>
-              <w:rPr>
-                <w:rFonts w:ascii="Times New Roman" w:hAnsi="Times New Roman" w:cs="Times New Roman"/>
-                <w:lang w:val="tr-TR"/>
-              </w:rPr>
-            </w:pPr>
-            <w:r>
-              <w:rPr>
-                <w:rFonts w:ascii="Times New Roman" w:hAnsi="Times New Roman" w:cs="Times New Roman"/>
-                <w:lang w:val="tr-TR"/>
-              </w:rPr>
-              <w:t xml:space="preserve">Shutter ID: ……………</w:t>
+              <w:t xml:space="preserve">Shutter ID: 2695029349 (fotoğraf) — Ancient gold bracelet (Alacahöyük eseri değil; temsilî)</w:t>
             </w:r>
           </w:p>
         </w:tc>
@@ -209,7 +193,7 @@
                 <w:rFonts w:ascii="Times New Roman" w:hAnsi="Times New Roman" w:cs="Times New Roman"/>
                 <w:lang w:val="tr-TR"/>
               </w:rPr>
-              <w:t xml:space="preserve">GÖRSEL ALANI</w:t>
+              <w:t xml:space="preserve">GÖRSEL ALANI (Shutterstock)</w:t>
             </w:r>
           </w:p>
           <w:p>
@@ -241,23 +225,7 @@
                 <w:rFonts w:ascii="Times New Roman" w:hAnsi="Times New Roman" w:cs="Times New Roman"/>
                 <w:lang w:val="tr-TR"/>
               </w:rPr>
-              <w:t xml:space="preserve">Shutterstock arama: “rusty galvanized pipe copper pipes”</w:t>
-            </w:r>
-          </w:p>
-          <w:p>
-            <w:pPr>
-              <w:jc w:val="both"/>
-              <w:rPr>
-                <w:rFonts w:ascii="Times New Roman" w:hAnsi="Times New Roman" w:cs="Times New Roman"/>
-                <w:lang w:val="tr-TR"/>
-              </w:rPr>
-            </w:pPr>
-            <w:r>
-              <w:rPr>
-                <w:rFonts w:ascii="Times New Roman" w:hAnsi="Times New Roman" w:cs="Times New Roman"/>
-                <w:lang w:val="tr-TR"/>
-              </w:rPr>
-              <w:t xml:space="preserve">Shutter ID: ……………</w:t>
+              <w:t xml:space="preserve">Shutter ID: 2001791231 (fotoğraf) — Galvanic corrosion between copper and iron pipes</w:t>
             </w:r>
           </w:p>
         </w:tc>

--- a/Kim12-1-2-Metallerin-Aktifligi.docx
+++ b/Kim12-1-2-Metallerin-Aktifligi.docx
@@ -3130,13 +3130,12 @@
           <w:rFonts w:ascii="Times New Roman" w:hAnsi="Times New Roman" w:cs="Times New Roman"/>
           <w:lang w:val="tr-TR"/>
         </w:rPr>
-        <w:t xml:space="preserve">Analiz ve Keşif Atölyesi 1.2.’de çinkonun bakır(II), demir(II) ve kurşun(II) iyonlarını içeren çözeltilerin hepsinde, demirin bakır(II) ve kurşun(II) iyonlarını içeren çözeltilerde, kurşunun ise yalnızca bakır(II) iyonlarını içeren çözeltide değişime uğradığını gözlemlediniz. Bakır ise hiçbir çözeltide değişime uğramadı. Bu gözlemlerden, metallerin elektron verme eğilimlerinin birbirinden farklı olduğu ve bir metalin yalnızca kendisinden daha az eğilimli bir metalin iyonlarına elektron verebildiği sonucuna ulaşılabilir. Bir metal atomunun elektron vererek yükseltgenme eğilimine o metalin </w:t>
-      </w:r>
-      <w:r>
-        <w:rPr>
-          <w:rFonts w:ascii="Times New Roman" w:hAnsi="Times New Roman" w:cs="Times New Roman"/>
+        <w:t xml:space="preserve">Metal atomlarının elektron verme eğilimleri birbirinden farklıdır. Bir metal atomunun elektron vererek yükseltgenme eğilimine o metalin </w:t>
+      </w:r>
+      <w:r>
+        <w:rPr>
           <w:b/>
-          <w:bCs/>
+          <w:rFonts w:ascii="Times New Roman" w:hAnsi="Times New Roman" w:cs="Times New Roman"/>
           <w:lang w:val="tr-TR"/>
         </w:rPr>
         <w:t xml:space="preserve">aktifliği</w:t>
@@ -3146,7 +3145,97 @@
           <w:rFonts w:ascii="Times New Roman" w:hAnsi="Times New Roman" w:cs="Times New Roman"/>
           <w:lang w:val="tr-TR"/>
         </w:rPr>
-        <w:t xml:space="preserve"> denir. Deneyde belirlediğiniz sıralama şöyledir:</w:t>
+        <w:t xml:space="preserve"> denir. Metallerin aktiflik sıralaması, her metalin diğer metallerin iyonlarını içeren çözeltilerle etkileşimi incelenerek belirlenebilir. Örneğin magnezyum, nikel, kalay ve gümüş şeritler bu metallerin iyonlarını içeren çözeltilere ayrı ayrı daldırıldığında magnezyumun Ni</w:t>
+      </w:r>
+      <w:r>
+        <w:rPr>
+          <w:rFonts w:ascii="Times New Roman" w:hAnsi="Times New Roman" w:cs="Times New Roman"/>
+          <w:lang w:val="tr-TR"/>
+          <w:vertAlign w:val="superscript"/>
+        </w:rPr>
+        <w:t xml:space="preserve">2+</w:t>
+      </w:r>
+      <w:r>
+        <w:rPr>
+          <w:rFonts w:ascii="Times New Roman" w:hAnsi="Times New Roman" w:cs="Times New Roman"/>
+          <w:lang w:val="tr-TR"/>
+        </w:rPr>
+        <w:t xml:space="preserve">, Sn</w:t>
+      </w:r>
+      <w:r>
+        <w:rPr>
+          <w:rFonts w:ascii="Times New Roman" w:hAnsi="Times New Roman" w:cs="Times New Roman"/>
+          <w:lang w:val="tr-TR"/>
+          <w:vertAlign w:val="superscript"/>
+        </w:rPr>
+        <w:t xml:space="preserve">2+</w:t>
+      </w:r>
+      <w:r>
+        <w:rPr>
+          <w:rFonts w:ascii="Times New Roman" w:hAnsi="Times New Roman" w:cs="Times New Roman"/>
+          <w:lang w:val="tr-TR"/>
+        </w:rPr>
+        <w:t xml:space="preserve"> ve Ag</w:t>
+      </w:r>
+      <w:r>
+        <w:rPr>
+          <w:rFonts w:ascii="Times New Roman" w:hAnsi="Times New Roman" w:cs="Times New Roman"/>
+          <w:lang w:val="tr-TR"/>
+          <w:vertAlign w:val="superscript"/>
+        </w:rPr>
+        <w:t xml:space="preserve">+</w:t>
+      </w:r>
+      <w:r>
+        <w:rPr>
+          <w:rFonts w:ascii="Times New Roman" w:hAnsi="Times New Roman" w:cs="Times New Roman"/>
+          <w:lang w:val="tr-TR"/>
+        </w:rPr>
+        <w:t xml:space="preserve"> iyonlarının üçüyle de, nikelin Sn</w:t>
+      </w:r>
+      <w:r>
+        <w:rPr>
+          <w:rFonts w:ascii="Times New Roman" w:hAnsi="Times New Roman" w:cs="Times New Roman"/>
+          <w:lang w:val="tr-TR"/>
+          <w:vertAlign w:val="superscript"/>
+        </w:rPr>
+        <w:t xml:space="preserve">2+</w:t>
+      </w:r>
+      <w:r>
+        <w:rPr>
+          <w:rFonts w:ascii="Times New Roman" w:hAnsi="Times New Roman" w:cs="Times New Roman"/>
+          <w:lang w:val="tr-TR"/>
+        </w:rPr>
+        <w:t xml:space="preserve"> ve Ag</w:t>
+      </w:r>
+      <w:r>
+        <w:rPr>
+          <w:rFonts w:ascii="Times New Roman" w:hAnsi="Times New Roman" w:cs="Times New Roman"/>
+          <w:lang w:val="tr-TR"/>
+          <w:vertAlign w:val="superscript"/>
+        </w:rPr>
+        <w:t xml:space="preserve">+</w:t>
+      </w:r>
+      <w:r>
+        <w:rPr>
+          <w:rFonts w:ascii="Times New Roman" w:hAnsi="Times New Roman" w:cs="Times New Roman"/>
+          <w:lang w:val="tr-TR"/>
+        </w:rPr>
+        <w:t xml:space="preserve"> iyonlarıyla, kalayın ise yalnızca Ag</w:t>
+      </w:r>
+      <w:r>
+        <w:rPr>
+          <w:rFonts w:ascii="Times New Roman" w:hAnsi="Times New Roman" w:cs="Times New Roman"/>
+          <w:lang w:val="tr-TR"/>
+          <w:vertAlign w:val="superscript"/>
+        </w:rPr>
+        <w:t xml:space="preserve">+</w:t>
+      </w:r>
+      <w:r>
+        <w:rPr>
+          <w:rFonts w:ascii="Times New Roman" w:hAnsi="Times New Roman" w:cs="Times New Roman"/>
+          <w:lang w:val="tr-TR"/>
+        </w:rPr>
+        <w:t xml:space="preserve"> iyonlarıyla tepkime verdiği görülür. Gümüş ise bu çözeltilerin hiçbirinde değişime uğramaz. Bir metal yalnızca kendisinden daha az aktif bir metalin iyonlarına elektron verebildiği için bu dört metalin aktiflik sıralaması şöyledir:</w:t>
       </w:r>
     </w:p>
     <w:p>
@@ -3162,7 +3251,7 @@
           <w:rFonts w:ascii="Times New Roman" w:hAnsi="Times New Roman" w:cs="Times New Roman"/>
           <w:lang w:val="tr-TR"/>
         </w:rPr>
-        <w:t xml:space="preserve">Zn &gt; Fe &gt; Pb &gt; Cu</w:t>
+        <w:t xml:space="preserve">Mg &gt; Ni &gt; Sn &gt; Ag</w:t>
       </w:r>
     </w:p>
     <w:p>
@@ -3178,7 +3267,7 @@
           <w:rFonts w:ascii="Times New Roman" w:hAnsi="Times New Roman" w:cs="Times New Roman"/>
           <w:lang w:val="tr-TR"/>
         </w:rPr>
-        <w:t xml:space="preserve">Daha aktif bir metal, daha az aktif bir metalin iyonlarını içeren çözeltiye daldırıldığında elektron vererek yükseltgenir ve çözeltideki iyonları indirger. Örneğin demir, kurşun(II) iyonlarını indirgeyebilir:</w:t>
+        <w:t xml:space="preserve">Daha aktif bir metal, daha az aktif bir metalin iyonlarını içeren çözeltiye daldırıldığında elektron vererek yükseltgenir ve çözeltideki iyonları indirger. Örneğin magnezyum, nikel(II) iyonlarını indirgeyebilir:</w:t>
       </w:r>
     </w:p>
     <w:p>
@@ -3194,13 +3283,13 @@
           <w:rFonts w:ascii="Times New Roman" w:hAnsi="Times New Roman" w:cs="Times New Roman"/>
           <w:lang w:val="tr-TR"/>
         </w:rPr>
-        <w:t xml:space="preserve">Fe(k) + Pb</w:t>
-      </w:r>
-      <w:r>
-        <w:rPr>
-          <w:rFonts w:ascii="Times New Roman" w:hAnsi="Times New Roman" w:cs="Times New Roman"/>
+        <w:t xml:space="preserve">Mg(k) + Ni</w:t>
+      </w:r>
+      <w:r>
+        <w:rPr>
+          <w:rFonts w:ascii="Times New Roman" w:hAnsi="Times New Roman" w:cs="Times New Roman"/>
+          <w:lang w:val="tr-TR"/>
           <w:vertAlign w:val="superscript"/>
-          <w:lang w:val="tr-TR"/>
         </w:rPr>
         <w:t xml:space="preserve">2+</w:t>
       </w:r>
@@ -3209,13 +3298,13 @@
           <w:rFonts w:ascii="Times New Roman" w:hAnsi="Times New Roman" w:cs="Times New Roman"/>
           <w:lang w:val="tr-TR"/>
         </w:rPr>
-        <w:t xml:space="preserve">(suda) → Fe</w:t>
-      </w:r>
-      <w:r>
-        <w:rPr>
-          <w:rFonts w:ascii="Times New Roman" w:hAnsi="Times New Roman" w:cs="Times New Roman"/>
+        <w:t xml:space="preserve">(suda) → Mg</w:t>
+      </w:r>
+      <w:r>
+        <w:rPr>
+          <w:rFonts w:ascii="Times New Roman" w:hAnsi="Times New Roman" w:cs="Times New Roman"/>
+          <w:lang w:val="tr-TR"/>
           <w:vertAlign w:val="superscript"/>
-          <w:lang w:val="tr-TR"/>
         </w:rPr>
         <w:t xml:space="preserve">2+</w:t>
       </w:r>
@@ -3224,7 +3313,7 @@
           <w:rFonts w:ascii="Times New Roman" w:hAnsi="Times New Roman" w:cs="Times New Roman"/>
           <w:lang w:val="tr-TR"/>
         </w:rPr>
-        <w:t xml:space="preserve">(suda) + Pb(k)</w:t>
+        <w:t xml:space="preserve">(suda) + Ni(k)</w:t>
       </w:r>
     </w:p>
     <w:p>
@@ -3240,7 +3329,7 @@
           <w:rFonts w:ascii="Times New Roman" w:hAnsi="Times New Roman" w:cs="Times New Roman"/>
           <w:lang w:val="tr-TR"/>
         </w:rPr>
-        <w:t xml:space="preserve">Aynı tepkimenin tersi ise kendiliğinden gerçekleşmez; kurşun metali demir(II) iyonlarına elektron veremez. Bu nedenle aktifliği farklı iki metalden yalnızca biriyle diğerinin iyonları arasında tepkime gözlenir (Görsel C). Etkinlikte metal ile kendi iyonlarını içeren çözeltiyi kontrol olarak kullanmanızın nedeni de budur: Bu gözlerde net bir değişim gözlenmez.</w:t>
+        <w:t xml:space="preserve">Aynı tepkimenin tersi ise kendiliğinden gerçekleşmez; nikel metali magnezyum iyonlarına elektron veremez. Bu nedenle aktifliği farklı iki metalden yalnızca biriyle diğerinin iyonları arasında tepkime gözlenir (Görsel C). Bir metal kendi iyonlarını içeren çözeltiye daldırıldığında ise net bir değişim gözlenmez.</w:t>
       </w:r>
     </w:p>
     <w:p xmlns:a="http://schemas.openxmlformats.org/drawingml/2006/main" xmlns:pic="http://schemas.openxmlformats.org/drawingml/2006/picture">
@@ -3254,8 +3343,8 @@
       <w:r>
         <w:drawing>
           <wp:inline distT="0" distB="0" distL="0" distR="0">
-            <wp:extent cx="5220000" cy="2558767"/>
-            <wp:docPr id="900003" name="Grafik 900003" descr="Zn-Cu2+ ve Cu-Zn2+ karşılaştırması"/>
+            <wp:extent cx="5220000" cy="2650153"/>
+            <wp:docPr id="900003" name="Grafik 900003" descr="Mg-Ni2+ ve Ni-Mg2+ karşılaştırması"/>
             <wp:cNvGraphicFramePr>
               <a:graphicFrameLocks noChangeAspect="1"/>
             </wp:cNvGraphicFramePr>
@@ -3275,7 +3364,7 @@
                   <pic:spPr>
                     <a:xfrm>
                       <a:off x="0" y="0"/>
-                      <a:ext cx="5220000" cy="2558767"/>
+                      <a:ext cx="5220000" cy="2650153"/>
                     </a:xfrm>
                     <a:prstGeom prst="rect">
                       <a:avLst/>
@@ -3298,151 +3387,150 @@
       </w:pPr>
       <w:r>
         <w:rPr>
+          <w:b/>
+          <w:rFonts w:ascii="Times New Roman" w:hAnsi="Times New Roman" w:cs="Times New Roman"/>
+          <w:lang w:val="tr-TR"/>
+        </w:rPr>
+        <w:t xml:space="preserve">Görsel C:</w:t>
+      </w:r>
+      <w:r>
+        <w:rPr>
+          <w:rFonts w:ascii="Times New Roman" w:hAnsi="Times New Roman" w:cs="Times New Roman"/>
+          <w:lang w:val="tr-TR"/>
+        </w:rPr>
+        <w:t xml:space="preserve"> Magnezyum metali ile nikel(II) iyonları ve nikel metali ile magnezyum iyonları arasındaki etkileşimin alt mikro düzeyde gösterimi</w:t>
+      </w:r>
+    </w:p>
+    <w:p>
+      <w:pPr>
+        <w:jc w:val="both"/>
+        <w:rPr>
+          <w:rFonts w:ascii="Times New Roman" w:hAnsi="Times New Roman" w:cs="Times New Roman"/>
+          <w:lang w:val="tr-TR"/>
+        </w:rPr>
+      </w:pPr>
+      <w:r>
+        <w:rPr>
+          <w:rFonts w:ascii="Times New Roman" w:hAnsi="Times New Roman" w:cs="Times New Roman"/>
+          <w:lang w:val="tr-TR"/>
+        </w:rPr>
+        <w:t xml:space="preserve">Peki aktiflik sıralamasında hidrojenin yeri nedir? Magnezyum ve nikel seyreltik hidroklorik asit çözeltisine eklendiğinde hidrojen gazı açığa çıkar; kalay da aynı tepkimeyi daha yavaş verir. Gümüş ise asitle tepkime vermez. Bu gözlemler magnezyum, nikel ve kalayın H</w:t>
+      </w:r>
+      <w:r>
+        <w:rPr>
+          <w:rFonts w:ascii="Times New Roman" w:hAnsi="Times New Roman" w:cs="Times New Roman"/>
+          <w:lang w:val="tr-TR"/>
+          <w:vertAlign w:val="superscript"/>
+        </w:rPr>
+        <w:t xml:space="preserve">+</w:t>
+      </w:r>
+      <w:r>
+        <w:rPr>
+          <w:rFonts w:ascii="Times New Roman" w:hAnsi="Times New Roman" w:cs="Times New Roman"/>
+          <w:lang w:val="tr-TR"/>
+        </w:rPr>
+        <w:t xml:space="preserve"> iyonlarına elektron verebildiğini, gümüşün ise veremediğini gösterir. Buna göre hidrojen, bu metallerin aktiflik sıralamasında kalay ile gümüş arasında yer alır. Örneğin nikelin seyreltik hidroklorik asitle tepkimesi şöyledir:</w:t>
+      </w:r>
+    </w:p>
+    <w:p>
+      <w:pPr>
+        <w:jc w:val="center"/>
+        <w:rPr>
+          <w:rFonts w:ascii="Times New Roman" w:hAnsi="Times New Roman" w:cs="Times New Roman"/>
+          <w:lang w:val="tr-TR"/>
+        </w:rPr>
+      </w:pPr>
+      <w:r>
+        <w:rPr>
+          <w:rFonts w:ascii="Times New Roman" w:hAnsi="Times New Roman" w:cs="Times New Roman"/>
+          <w:lang w:val="tr-TR"/>
+        </w:rPr>
+        <w:t xml:space="preserve">Ni(k) + 2H</w:t>
+      </w:r>
+      <w:r>
+        <w:rPr>
+          <w:rFonts w:ascii="Times New Roman" w:hAnsi="Times New Roman" w:cs="Times New Roman"/>
+          <w:vertAlign w:val="superscript"/>
+          <w:lang w:val="tr-TR"/>
+        </w:rPr>
+        <w:t xml:space="preserve">+</w:t>
+      </w:r>
+      <w:r>
+        <w:rPr>
+          <w:rFonts w:ascii="Times New Roman" w:hAnsi="Times New Roman" w:cs="Times New Roman"/>
+          <w:lang w:val="tr-TR"/>
+        </w:rPr>
+        <w:t xml:space="preserve">(suda) → Ni</w:t>
+      </w:r>
+      <w:r>
+        <w:rPr>
+          <w:rFonts w:ascii="Times New Roman" w:hAnsi="Times New Roman" w:cs="Times New Roman"/>
+          <w:vertAlign w:val="superscript"/>
+          <w:lang w:val="tr-TR"/>
+        </w:rPr>
+        <w:t xml:space="preserve">2+</w:t>
+      </w:r>
+      <w:r>
+        <w:rPr>
+          <w:rFonts w:ascii="Times New Roman" w:hAnsi="Times New Roman" w:cs="Times New Roman"/>
+          <w:lang w:val="tr-TR"/>
+        </w:rPr>
+        <w:t xml:space="preserve">(suda) + H</w:t>
+      </w:r>
+      <w:r>
+        <w:rPr>
+          <w:rFonts w:ascii="Times New Roman" w:hAnsi="Times New Roman" w:cs="Times New Roman"/>
+          <w:vertAlign w:val="subscript"/>
+          <w:lang w:val="tr-TR"/>
+        </w:rPr>
+        <w:t xml:space="preserve">2</w:t>
+      </w:r>
+      <w:r>
+        <w:rPr>
+          <w:rFonts w:ascii="Times New Roman" w:hAnsi="Times New Roman" w:cs="Times New Roman"/>
+          <w:lang w:val="tr-TR"/>
+        </w:rPr>
+        <w:t xml:space="preserve">(g)</w:t>
+      </w:r>
+    </w:p>
+    <w:p>
+      <w:pPr>
+        <w:jc w:val="both"/>
+        <w:rPr>
+          <w:rFonts w:ascii="Times New Roman" w:hAnsi="Times New Roman" w:cs="Times New Roman"/>
+          <w:lang w:val="tr-TR"/>
+        </w:rPr>
+      </w:pPr>
+      <w:r>
+        <w:rPr>
+          <w:rFonts w:ascii="Times New Roman" w:hAnsi="Times New Roman" w:cs="Times New Roman"/>
+          <w:lang w:val="tr-TR"/>
+        </w:rPr>
+        <w:t xml:space="preserve">Kurşun da aktiflik sıralamasında hidrojenin üstünde yer alır; ancak seyreltik hidroklorik asitle tepkimesi çok yavaştır. Bunun nedeni, kurşun yüzeyinde suda az çözünen kurşun(II) klorürden oluşan bir tabakanın metali örterek tepkimeyi yavaşlatmasıdır. Bu örnek, aktifliği değerlendirirken gözlemlerin dikkatle yorumlanması gerektiğini gösterir.</w:t>
+      </w:r>
+    </w:p>
+    <w:p>
+      <w:pPr>
+        <w:jc w:val="both"/>
+        <w:rPr>
+          <w:rFonts w:ascii="Times New Roman" w:hAnsi="Times New Roman" w:cs="Times New Roman"/>
+          <w:lang w:val="tr-TR"/>
+        </w:rPr>
+      </w:pPr>
+      <w:r>
+        <w:rPr>
+          <w:rFonts w:ascii="Times New Roman" w:hAnsi="Times New Roman" w:cs="Times New Roman"/>
+          <w:lang w:val="tr-TR"/>
+        </w:rPr>
+        <w:t xml:space="preserve">Farklı metallerin birbirlerinin iyonlarıyla ve seyreltik asitlerle verdikleri tepkimelerin sonuçları bir araya getirilerek metallerin aktiflik sıralaması oluşturulur. Metallerin sulu çözeltideki elektron verme eğilimlerine göre düzenlenmiş bu sıralamaya </w:t>
+      </w:r>
+      <w:r>
+        <w:rPr>
           <w:rFonts w:ascii="Times New Roman" w:hAnsi="Times New Roman" w:cs="Times New Roman"/>
           <w:b/>
           <w:bCs/>
           <w:lang w:val="tr-TR"/>
         </w:rPr>
-        <w:t xml:space="preserve">Görsel C:</w:t>
-      </w:r>
-      <w:r>
-        <w:rPr>
-          <w:rFonts w:ascii="Times New Roman" w:hAnsi="Times New Roman" w:cs="Times New Roman"/>
-          <w:lang w:val="tr-TR"/>
-        </w:rPr>
-        <w:t xml:space="preserve"> Çinko metali ile bakır(II) iyonları ve bakır metali ile çinko iyonları arasındaki etkileşimin alt mikro düzeyde gösterimi</w:t>
-      </w:r>
-    </w:p>
-    <w:p>
-      <w:pPr>
-        <w:jc w:val="both"/>
-        <w:rPr>
-          <w:rFonts w:ascii="Times New Roman" w:hAnsi="Times New Roman" w:cs="Times New Roman"/>
-          <w:lang w:val="tr-TR"/>
-        </w:rPr>
-      </w:pPr>
-      <w:r>
-        <w:rPr>
-          <w:rFonts w:ascii="Times New Roman" w:hAnsi="Times New Roman" w:cs="Times New Roman"/>
-          <w:lang w:val="tr-TR"/>
-        </w:rPr>
-        <w:t xml:space="preserve">Peki aktiflik sıralamasında hidrojenin yeri nedir? Analiz ve Keşif Atölyesi 1.1.’de magnezyum ve çinkonun seyreltik hidroklorik asitten hidrojen gazı açığa çıkardığını, bakırın ise asitle tepkime vermediğini gözlemlemiştiniz. Bu gözlem, magnezyum ve çinkonun H</w:t>
-      </w:r>
-      <w:r>
-        <w:rPr>
-          <w:rFonts w:ascii="Times New Roman" w:hAnsi="Times New Roman" w:cs="Times New Roman"/>
-          <w:vertAlign w:val="superscript"/>
-          <w:lang w:val="tr-TR"/>
-        </w:rPr>
-        <w:t xml:space="preserve">+</w:t>
-      </w:r>
-      <w:r>
-        <w:rPr>
-          <w:rFonts w:ascii="Times New Roman" w:hAnsi="Times New Roman" w:cs="Times New Roman"/>
-          <w:lang w:val="tr-TR"/>
-        </w:rPr>
-        <w:t xml:space="preserve"> iyonlarına elektron verebildiğini, bakırın ise veremediğini gösterir. Buna göre hidrojen, aktiflik sıralamasında çinko ile bakır arasında yer alır. Demir de seyreltik hidroklorik asitle hidrojen gazı oluşturur:</w:t>
-      </w:r>
-    </w:p>
-    <w:p>
-      <w:pPr>
-        <w:jc w:val="center"/>
-        <w:rPr>
-          <w:rFonts w:ascii="Times New Roman" w:hAnsi="Times New Roman" w:cs="Times New Roman"/>
-          <w:lang w:val="tr-TR"/>
-        </w:rPr>
-      </w:pPr>
-      <w:r>
-        <w:rPr>
-          <w:rFonts w:ascii="Times New Roman" w:hAnsi="Times New Roman" w:cs="Times New Roman"/>
-          <w:lang w:val="tr-TR"/>
-        </w:rPr>
-        <w:t xml:space="preserve">Fe(k) + 2H</w:t>
-      </w:r>
-      <w:r>
-        <w:rPr>
-          <w:rFonts w:ascii="Times New Roman" w:hAnsi="Times New Roman" w:cs="Times New Roman"/>
-          <w:vertAlign w:val="superscript"/>
-          <w:lang w:val="tr-TR"/>
-        </w:rPr>
-        <w:t xml:space="preserve">+</w:t>
-      </w:r>
-      <w:r>
-        <w:rPr>
-          <w:rFonts w:ascii="Times New Roman" w:hAnsi="Times New Roman" w:cs="Times New Roman"/>
-          <w:lang w:val="tr-TR"/>
-        </w:rPr>
-        <w:t xml:space="preserve">(suda) → Fe</w:t>
-      </w:r>
-      <w:r>
-        <w:rPr>
-          <w:rFonts w:ascii="Times New Roman" w:hAnsi="Times New Roman" w:cs="Times New Roman"/>
-          <w:vertAlign w:val="superscript"/>
-          <w:lang w:val="tr-TR"/>
-        </w:rPr>
-        <w:t xml:space="preserve">2+</w:t>
-      </w:r>
-      <w:r>
-        <w:rPr>
-          <w:rFonts w:ascii="Times New Roman" w:hAnsi="Times New Roman" w:cs="Times New Roman"/>
-          <w:lang w:val="tr-TR"/>
-        </w:rPr>
-        <w:t xml:space="preserve">(suda) + H</w:t>
-      </w:r>
-      <w:r>
-        <w:rPr>
-          <w:rFonts w:ascii="Times New Roman" w:hAnsi="Times New Roman" w:cs="Times New Roman"/>
-          <w:vertAlign w:val="subscript"/>
-          <w:lang w:val="tr-TR"/>
-        </w:rPr>
-        <w:t xml:space="preserve">2</w:t>
-      </w:r>
-      <w:r>
-        <w:rPr>
-          <w:rFonts w:ascii="Times New Roman" w:hAnsi="Times New Roman" w:cs="Times New Roman"/>
-          <w:lang w:val="tr-TR"/>
-        </w:rPr>
-        <w:t xml:space="preserve">(g)</w:t>
-      </w:r>
-    </w:p>
-    <w:p>
-      <w:pPr>
-        <w:jc w:val="both"/>
-        <w:rPr>
-          <w:rFonts w:ascii="Times New Roman" w:hAnsi="Times New Roman" w:cs="Times New Roman"/>
-          <w:lang w:val="tr-TR"/>
-        </w:rPr>
-      </w:pPr>
-      <w:r>
-        <w:rPr>
-          <w:rFonts w:ascii="Times New Roman" w:hAnsi="Times New Roman" w:cs="Times New Roman"/>
-          <w:lang w:val="tr-TR"/>
-        </w:rPr>
-        <w:t xml:space="preserve">Kurşun da aktiflik sıralamasında hidrojenin üstünde yer alır; ancak seyreltik hidroklorik asitle tepkimesi çok yavaştır. Bunun nedeni, kurşun yüzeyinde suda az çözünen kurşun(II) klorürden oluşan bir tabakanın metali örterek tepkimeyi yavaşlatmasıdır. Bu örnek, aktifliği değerlendirirken gözlemlerin dikkatle yorumlanması gerektiğini gösterir.</w:t>
-      </w:r>
-    </w:p>
-    <w:p>
-      <w:pPr>
-        <w:jc w:val="both"/>
-        <w:rPr>
-          <w:rFonts w:ascii="Times New Roman" w:hAnsi="Times New Roman" w:cs="Times New Roman"/>
-          <w:lang w:val="tr-TR"/>
-        </w:rPr>
-      </w:pPr>
-      <w:r>
-        <w:rPr>
-          <w:rFonts w:ascii="Times New Roman" w:hAnsi="Times New Roman" w:cs="Times New Roman"/>
-          <w:lang w:val="tr-TR"/>
-        </w:rPr>
-        <w:t xml:space="preserve">Farklı metallerin birbirlerinin iyonlarıyla ve seyreltik asitlerle verdikleri tepkimelerin sonuçları bir araya getirilerek metallerin aktiflik sıralaması oluşturulur. Metallerin sulu çözeltideki elektron verme eğilimlerine göre düzenlenmiş bu sıralamaya </w:t>
-      </w:r>
-      <w:r>
-        <w:rPr>
-          <w:rFonts w:ascii="Times New Roman" w:hAnsi="Times New Roman" w:cs="Times New Roman"/>
-          <w:b/>
-          <w:bCs/>
-          <w:lang w:val="tr-TR"/>
-        </w:rPr>
         <w:t xml:space="preserve">aktiflik dizisi</w:t>
       </w:r>
       <w:r>
@@ -3450,7 +3538,7 @@
           <w:rFonts w:ascii="Times New Roman" w:hAnsi="Times New Roman" w:cs="Times New Roman"/>
           <w:lang w:val="tr-TR"/>
         </w:rPr>
-        <w:t xml:space="preserve"> denir (Görsel D). Dizide üstte yer alan metal, altında yer alan metallerin iyonlarını indirgeyebilir. Hidrojenin üstünde yer alan metaller seyreltik hidroklorik asitten hidrojen gazı açığa çıkarabilirken altındaki metaller bu tepkimeyi vermez. Dizinin en üstündeki potasyum, kalsiyum ve sodyum gibi çok aktif metaller soğuk su ile bile tepkime vererek hidrojen gazı oluşturur:</w:t>
+        <w:t xml:space="preserve"> denir (Görsel D). Dizide üstte yer alan metal, altında yer alan metallerin iyonlarını sulu çözeltide indirgeyebilir; ancak suyla tepkime veren çok aktif metaller bu genellemenin dışında kalır. Hidrojenin üstünde yer alan metaller seyreltik hidroklorik asitten hidrojen gazı açığa çıkarabilirken altındaki metaller bu tepkimeyi vermez. Dizinin en üstündeki potasyum, kalsiyum ve sodyum gibi çok aktif metaller soğuk su ile bile tepkime vererek hidrojen gazı oluşturur; bu metaller bir metal tuzu çözeltisine konduğunda da metal iyonlarından önce suyla tepkimeye girer. Örneğin sodyumun suyla tepkimesi şöyledir:</w:t>
       </w:r>
     </w:p>
     <w:p>
@@ -3630,7 +3718,7 @@
           <w:rFonts w:ascii="Times New Roman" w:hAnsi="Times New Roman" w:cs="Times New Roman"/>
           <w:lang w:val="tr-TR"/>
         </w:rPr>
-        <w:t xml:space="preserve">Etkinliğin 5. aşamasında aktiflik sıralamasını iyonlaşma enerjileriyle ilişkilendirmeye çalıştınız. Aynı grupta yer alan metallerde iyonlaşma enerjisi ile aktiflik arasında açık bir ilişki görülür. Örneğin 1A grubunda yukarıdan aşağıya inildikçe atom yarıçapı artar, son katmandaki elektronun çekirdek tarafından çekilmesi zayıflar ve iyonlaşma enerjisi azalır. Bu nedenle sodyum su ile hızlı, potasyum ise çok daha şiddetli tepkime verir. Aynı periyotta ise soldan sağa iyonlaşma enerjisi genel olarak arttığı için sodyum magnezyumdan, magnezyum da alüminyumdan daha aktiftir.</w:t>
+        <w:t xml:space="preserve">Aynı grupta yer alan metallerde iyonlaşma enerjisi ile aktiflik arasında açık bir ilişki görülür. Örneğin 1A grubunda yukarıdan aşağıya inildikçe atom yarıçapı artar, son katmandaki elektronun çekirdek tarafından çekilmesi zayıflar ve iyonlaşma enerjisi azalır. Bu nedenle sodyum su ile hızlı, potasyum ise çok daha şiddetli tepkime verir. Aynı periyotta ise soldan sağa iyonlaşma enerjisi genel olarak arttığı için sodyum magnezyumdan, magnezyum da alüminyumdan daha aktiftir.</w:t>
       </w:r>
     </w:p>
     <w:p>
@@ -3646,7 +3734,7 @@
           <w:rFonts w:ascii="Times New Roman" w:hAnsi="Times New Roman" w:cs="Times New Roman"/>
           <w:lang w:val="tr-TR"/>
         </w:rPr>
-        <w:t xml:space="preserve">Peki Analiz ve Keşif Atölyesi 1.2.’deki iyonlaşma enerjisi tablosuna göre birinci iyonlaşma enerjisi en düşük olan kurşunun deneyde çinko ve demirden daha az aktif çıkması nasıl açıklanabilir? İyonlaşma enerjisi, gaz hâlindeki yalıtılmış bir atomdan elektron koparmak için gereken enerjidir. Sulu çözeltide gerçekleşen tepkimelerde ise metal atomlarının katı kristalden ayrılması için gereken enerji ve oluşan iyonların su molekülleriyle etkileşirken açığa çıkardığı enerji de elektron verme eğilimini etkiler. Bu nedenle sulu çözeltideki aktiflik, özellikle geçiş metallerinde yalnızca iyonlaşma enerjisiyle açıklanamaz; aktiflik sıralaması deneysel verilere dayanılarak belirlenir.</w:t>
+        <w:t xml:space="preserve">Geçiş metallerinde ve p bloku metallerinde ise bu ilişki her zaman geçerli değildir. Örneğin kalayın birinci ve ikinci iyonlaşma enerjilerinin toplamı (709 + 1412 = 2121 kJ/mol) nikelinkinden (737 + 1753 = 2490 kJ/mol) küçüktür. Buna göre kalayın daha kolay elektron vermesi beklenebilir; oysa nikel Sn^{2+} iyonlarını indirgeyebilirken kalay Ni^{2+} iyonlarını indirgeyemez. Bu durum nasıl açıklanabilir? İyonlaşma enerjisi, gaz hâlindeki yalıtılmış bir atomdan elektron koparmak için gereken enerjidir. Sulu çözeltide gerçekleşen tepkimelerde ise metal atomlarının katı kristalden ayrılması için gereken enerji ve oluşan iyonların su molekülleriyle etkileşirken açığa çıkardığı enerji de elektron verme eğilimini etkiler. Bu nedenle sulu çözeltideki aktiflik, özellikle geçiş metallerinde yalnızca iyonlaşma enerjisiyle açıklanamaz; aktiflik sıralaması deneysel verilere dayanılarak belirlenir.</w:t>
       </w:r>
     </w:p>
     <w:p>
@@ -3662,7 +3750,7 @@
           <w:rFonts w:ascii="Times New Roman" w:hAnsi="Times New Roman" w:cs="Times New Roman"/>
           <w:lang w:val="tr-TR"/>
         </w:rPr>
-        <w:t xml:space="preserve">Aktiflik dizisi günlük hayatta da yol göstericidir. Örneğin bakır(II) sülfat çözeltisi demir bir kapta saklanamaz; çünkü demir bakır(II) iyonlarını indirgeyerek kabın aşınmasına neden olur. Aynı çözelti cam ya da plastik bir kapta güvenle saklanabilir. Değerli metallerin atık çözeltilerden geri kazanılmasında da daha aktif metallerden yararlanılır.</w:t>
+        <w:t xml:space="preserve">Aktiflik dizisi günlük hayatta da yol göstericidir. Örneğin nikel(II) sülfat çözeltisi galvanizli (çinko kaplı) bir kapta saklanamaz; çünkü çinko nikel(II) iyonlarını indirgeyerek kabın aşınmasına neden olur. Aynı çözelti cam ya da plastik bir kapta güvenle saklanabilir. Değerli metallerin atık çözeltilerden geri kazanılmasında da daha aktif metallerden yararlanılır.</w:t>
       </w:r>
     </w:p>
     <w:p>
@@ -4833,36 +4921,17 @@
                 <w:szCs w:val="20"/>
                 <w:lang w:val="tr-TR"/>
               </w:rPr>
-              <w:t xml:space="preserve">Fe + Pb(NO</w:t>
+              <w:t xml:space="preserve">Pb + AgNO</w:t>
             </w:r>
             <w:r>
               <w:rPr>
                 <w:rFonts w:ascii="Times New Roman" w:hAnsi="Times New Roman" w:cs="Times New Roman"/>
                 <w:sz w:val="20"/>
                 <w:szCs w:val="20"/>
+                <w:lang w:val="tr-TR"/>
                 <w:vertAlign w:val="subscript"/>
-                <w:lang w:val="tr-TR"/>
               </w:rPr>
               <w:t xml:space="preserve">3</w:t>
-            </w:r>
-            <w:r>
-              <w:rPr>
-                <w:rFonts w:ascii="Times New Roman" w:hAnsi="Times New Roman" w:cs="Times New Roman"/>
-                <w:sz w:val="20"/>
-                <w:szCs w:val="20"/>
-                <w:lang w:val="tr-TR"/>
-              </w:rPr>
-              <w:t xml:space="preserve">)</w:t>
-            </w:r>
-            <w:r>
-              <w:rPr>
-                <w:rFonts w:ascii="Times New Roman" w:hAnsi="Times New Roman" w:cs="Times New Roman"/>
-                <w:sz w:val="20"/>
-                <w:szCs w:val="20"/>
-                <w:vertAlign w:val="subscript"/>
-                <w:lang w:val="tr-TR"/>
-              </w:rPr>
-              <w:t xml:space="preserve">2</w:t>
             </w:r>
             <w:r>
               <w:rPr>
@@ -4930,15 +4999,15 @@
                 <w:szCs w:val="20"/>
                 <w:lang w:val="tr-TR"/>
               </w:rPr>
-              <w:t xml:space="preserve">Cu + Zn(NO</w:t>
+              <w:t xml:space="preserve">Sn + Zn(NO</w:t>
             </w:r>
             <w:r>
               <w:rPr>
                 <w:rFonts w:ascii="Times New Roman" w:hAnsi="Times New Roman" w:cs="Times New Roman"/>
                 <w:sz w:val="20"/>
                 <w:szCs w:val="20"/>
+                <w:lang w:val="tr-TR"/>
                 <w:vertAlign w:val="subscript"/>
-                <w:lang w:val="tr-TR"/>
               </w:rPr>
               <w:t xml:space="preserve">3</w:t>
             </w:r>
@@ -4956,8 +5025,8 @@
                 <w:rFonts w:ascii="Times New Roman" w:hAnsi="Times New Roman" w:cs="Times New Roman"/>
                 <w:sz w:val="20"/>
                 <w:szCs w:val="20"/>
+                <w:lang w:val="tr-TR"/>
                 <w:vertAlign w:val="subscript"/>
-                <w:lang w:val="tr-TR"/>
               </w:rPr>
               <w:t xml:space="preserve">2</w:t>
             </w:r>
@@ -6233,7 +6302,7 @@
           <w:rFonts w:ascii="Times New Roman" w:hAnsi="Times New Roman" w:cs="Times New Roman"/>
           <w:lang w:val="tr-TR"/>
         </w:rPr>
-        <w:t xml:space="preserve">5. Bir öğrenci, “Birinci iyonlaşma enerjisi daha küçük olan metal her zaman daha aktiftir.” önermesini ileri sürüyor. Bu önermeyi Analiz ve Keşif Atölyesi 1.2.’deki iyonlaşma enerjisi tablosunda yer alan çinko ve kurşun verileriyle ve deney bulgularınızla sorgulayınız.</w:t>
+        <w:t xml:space="preserve">5. Bir öğrenci, “Birinci iyonlaşma enerjisi daha küçük olan metal her zaman daha aktiftir.” önermesini ileri sürüyor. Bu önermeyi gümüşün (731 kJ/mol) ve çinkonun (906 kJ/mol) birinci iyonlaşma enerjilerini Görsel D’deki aktiflik dizisiyle karşılaştırarak sorgulayınız.</w:t>
       </w:r>
     </w:p>
     <w:p>
@@ -6650,7 +6719,7 @@
           <w:highlight w:val="yellow"/>
           <w:lang w:val="tr-TR"/>
         </w:rPr>
-        <w:t xml:space="preserve">NOT: </w:t>
+        <w:t xml:space="preserve">NOT: Analiz ve Keşif Atölyesi 1.2.’deki, bilgi metnindeki ve Sıra Sizde 1.2.’deki iyonlaşma enerjileri CRC Handbook değerlerinin</w:t>
       </w:r>
       <w:r>
         <w:rPr>
@@ -6658,7 +6727,7 @@
           <w:highlight w:val="yellow"/>
           <w:lang w:val="tr-TR"/>
         </w:rPr>
-        <w:t xml:space="preserve">Analiz ve Keşif Atölyesi 1.2.’deki iyonlaşma enerjileri CRC Handbook değerlerinin tam sayıya yuvarlanmış hâlidir. Alacahöyük kral mezarları Erken Tunç Çağı’na (yaklaşık MÖ 2500-2100) tarihlenir; özgün eserler Ankara’daki Anadolu Medeniyetleri Müzesi’nde, replikaları Çorum Alacahöyük Müzesi’nde sergilenmektedir.</w:t>
+        <w:t xml:space="preserve"> tam sayıya yuvarlanmış hâlidir. Alacahöyük kral mezarları Erken Tunç Çağı’na (yaklaşık MÖ 2500-2100) tarihlenir; özgün eserler Ankara’daki Anadolu Medeniyetleri Müzesi’nde, replikaları Çorum Alacahöyük Müzesi’nde sergilenmektedir.</w:t>
       </w:r>
     </w:p>
     <w:sectPr>

--- a/Kim12-1-2-Metallerin-Aktifligi.docx
+++ b/Kim12-1-2-Metallerin-Aktifligi.docx
@@ -428,7 +428,7 @@
                 <w:rFonts w:ascii="Times New Roman" w:hAnsi="Times New Roman" w:cs="Times New Roman"/>
                 <w:lang w:val="tr-TR"/>
               </w:rPr>
-              <w:t xml:space="preserve">Shutter ID: ……………</w:t>
+              <w:t xml:space="preserve">Shutter ID: 1211630155 (bakır sülfat çözeltisinde çinko levha). Alternatif: 1214921941. Tarifteki dört metal ve dört çözeltiyi birlikte gösteren fotoğraf bulunamadı; düzenek fotoğrafı çekilebilir.</w:t>
             </w:r>
           </w:p>
         </w:tc>

--- a/Kim12-1-2-Metallerin-Aktifligi.docx
+++ b/Kim12-1-2-Metallerin-Aktifligi.docx
@@ -328,7 +328,7 @@
           <w:highlight w:val="yellow"/>
           <w:lang w:val="tr-TR"/>
         </w:rPr>
-        <w:t xml:space="preserve">Güvenlik uyarıları Kimya9/10 kitabından alınsın; önlük, gözlük ve eldiven uyarıları eklensin. Kurşun ve kurşun(II) nitrat zehirlidir; yalnızca öğretmen gözetiminde, eldivenle ve çok küçük miktarlarda kullanılmalı, kurşun içeren atıklar ayrı ve etiketli bir atık kabında toplanmalıdır. Metal tuzu çözeltileri tahriş edicidir; deney sonunda eller yıkanmalıdır. Demir(II) sülfat çözeltisi deney günü taze hazırlanmalıdır.</w:t>
+        <w:t xml:space="preserve">Etkinlik başlığının yanına Kimya10 kitabındaki “Temel Uyarı ve Güvenlik İşaretleri” sayfasından şu işaretler konulsun: GÖZLÜK KULLAN, ELDİVEN GİY, KORUYUCU ELBİSE GİY, ZEHİRLİ (TOKSİK) MADDE, TAHRİŞ EDİCİ MADDE, ÇEVREYE ZARARLI (EKOTOKSİK) MADDE, KESİCİ/DELİCİ CİSİM UYARISI. Ek uyarılar: Kurşun ve kurşun(II) nitrat zehirlidir; yalnızca öğretmen gözetiminde, eldivenle ve çok küçük miktarlarda kullanılmalı, kurşun içeren atıklar ayrı ve etiketli bir atık kabında toplanmalıdır. Metal tuzu çözeltileri tahriş edicidir; deney sonunda eller yıkanmalıdır. Metal parçaları kesilirken dikkatli olunmalıdır. Demir(II) sülfat çözeltisi deney günü taze hazırlanmalıdır.</w:t>
       </w:r>
     </w:p>
     <w:p>

--- a/Kim12-1-2-Metallerin-Aktifligi.docx
+++ b/Kim12-1-2-Metallerin-Aktifligi.docx
@@ -791,114 +791,9 @@
           <w:rFonts w:ascii="Times New Roman" w:hAnsi="Times New Roman" w:cs="Times New Roman"/>
           <w:lang w:val="tr-TR"/>
         </w:rPr>
-        <w:t xml:space="preserve">Grubunuzla birlikte hipotezinizi sınayacak mikro ölçekli bir deney planlayınız. Planınızda hangi metali hangi çözeltilerle deneyeceğinizi, deney sırasında neyi gözlemleyeceğinizi, gözlemleri ne kadar süre sonra kaydedeceğinizi ve güvenlik önlemlerini belirtiniz. Planlama sırasında görev paylaşımı yapınız; fikirlerinizi açık ve anlaşılır biçimde ifade ediniz, arkadaşlarınızın sözünü kesmeden dinleyiniz. Zorlanan grup arkadaşlarınıza yardım ederek birlikte çalışmanın keyfini çıkarınız. Planınızı yazarken aşağıdaki öneriden yararlanabilirsiniz.</w:t>
-      </w:r>
-    </w:p>
-    <w:tbl>
-      <w:tblPr>
-        <w:tblW w:w="9000" w:type="dxa"/>
-        <w:jc w:val="center"/>
-        <w:tblBorders>
-          <w:top w:val="single" w:sz="8" w:space="0" w:color="7F7F7F"/>
-          <w:left w:val="single" w:sz="8" w:space="0" w:color="7F7F7F"/>
-          <w:bottom w:val="single" w:sz="8" w:space="0" w:color="7F7F7F"/>
-          <w:right w:val="single" w:sz="8" w:space="0" w:color="7F7F7F"/>
-        </w:tblBorders>
-      </w:tblPr>
-      <w:tblGrid>
-        <w:gridCol w:w="9000"/>
-      </w:tblGrid>
-      <w:tr>
-        <w:tc>
-          <w:tcPr>
-            <w:tcW w:w="9000" w:type="dxa"/>
-            <w:shd w:val="clear" w:color="auto" w:fill="E2EFDA"/>
-          </w:tcPr>
-          <w:p>
-            <w:pPr>
-              <w:jc w:val="both"/>
-              <w:rPr>
-                <w:rFonts w:ascii="Times New Roman" w:hAnsi="Times New Roman" w:cs="Times New Roman"/>
-                <w:lang w:val="tr-TR"/>
-              </w:rPr>
-            </w:pPr>
-            <w:r>
-              <w:rPr>
-                <w:rFonts w:ascii="Times New Roman" w:hAnsi="Times New Roman" w:cs="Times New Roman"/>
-                <w:b/>
-                <w:bCs/>
-                <w:lang w:val="tr-TR"/>
-              </w:rPr>
-              <w:t xml:space="preserve">Deney önerisi</w:t>
-            </w:r>
-          </w:p>
-          <w:p>
-            <w:pPr>
-              <w:jc w:val="both"/>
-              <w:rPr>
-                <w:rFonts w:ascii="Times New Roman" w:hAnsi="Times New Roman" w:cs="Times New Roman"/>
-                <w:lang w:val="tr-TR"/>
-              </w:rPr>
-            </w:pPr>
-            <w:r>
-              <w:rPr>
-                <w:rFonts w:ascii="Times New Roman" w:hAnsi="Times New Roman" w:cs="Times New Roman"/>
-                <w:lang w:val="tr-TR"/>
-              </w:rPr>
-              <w:t xml:space="preserve">• Zımpara kâğıdıyla temizlenmiş bakır, çinko, demir ve kurşun parçalarını yaklaşık 0,5 cm × 0,5 cm boyutunda hazırlayınız.</w:t>
-            </w:r>
-          </w:p>
-          <w:p>
-            <w:pPr>
-              <w:jc w:val="both"/>
-              <w:rPr>
-                <w:rFonts w:ascii="Times New Roman" w:hAnsi="Times New Roman" w:cs="Times New Roman"/>
-                <w:lang w:val="tr-TR"/>
-              </w:rPr>
-            </w:pPr>
-            <w:r>
-              <w:rPr>
-                <w:rFonts w:ascii="Times New Roman" w:hAnsi="Times New Roman" w:cs="Times New Roman"/>
-                <w:lang w:val="tr-TR"/>
-              </w:rPr>
-              <w:t xml:space="preserve">• 24 gözlü bir damla plakasının ya da şeffaf bir asetat üzerine çizilmiş 4 × 4’lük tablonun her satırına bir metal, her sütununa bir çözelti gelecek şekilde metal parçalarını yerleştiriniz.</w:t>
-            </w:r>
-          </w:p>
-          <w:p>
-            <w:pPr>
-              <w:jc w:val="both"/>
-              <w:rPr>
-                <w:rFonts w:ascii="Times New Roman" w:hAnsi="Times New Roman" w:cs="Times New Roman"/>
-                <w:lang w:val="tr-TR"/>
-              </w:rPr>
-            </w:pPr>
-            <w:r>
-              <w:rPr>
-                <w:rFonts w:ascii="Times New Roman" w:hAnsi="Times New Roman" w:cs="Times New Roman"/>
-                <w:lang w:val="tr-TR"/>
-              </w:rPr>
-              <w:t xml:space="preserve">• Her metal parçasının üzerine ilgili sütundaki 0,2 M çözeltiden 3-4 damla damlatınız. Bir metalin kendi iyonlarını içeren çözeltiyle buluştuğu gözleri karşılaştırma (kontrol) için kullanınız.</w:t>
-            </w:r>
-          </w:p>
-          <w:p>
-            <w:pPr>
-              <w:jc w:val="both"/>
-              <w:rPr>
-                <w:rFonts w:ascii="Times New Roman" w:hAnsi="Times New Roman" w:cs="Times New Roman"/>
-                <w:lang w:val="tr-TR"/>
-              </w:rPr>
-            </w:pPr>
-            <w:r>
-              <w:rPr>
-                <w:rFonts w:ascii="Times New Roman" w:hAnsi="Times New Roman" w:cs="Times New Roman"/>
-                <w:lang w:val="tr-TR"/>
-              </w:rPr>
-              <w:t xml:space="preserve">• 10 dakika sonra her gözü büyüteçle inceleyiniz. Metal yüzeyinde koyu renkli ya da kızıl kahverengi bir katı birikip birikmediğini ve çözeltinin renginde değişim olup olmadığını kaydediniz.</w:t>
-            </w:r>
-          </w:p>
-        </w:tc>
-      </w:tr>
-    </w:tbl>
+        <w:t xml:space="preserve">Grubunuzla birlikte hipotezinizi sınayacak mikro ölçekli bir deney planlayınız. Planınızda hangi metali hangi çözeltilerle deneyeceğinizi, deney sırasında neyi gözlemleyeceğinizi, gözlemleri ne kadar süre sonra kaydedeceğinizi ve güvenlik önlemlerini belirtiniz. Planlama sırasında görev paylaşımı yapınız; fikirlerinizi açık ve anlaşılır biçimde ifade ediniz, arkadaşlarınızın sözünü kesmeden dinleyiniz. Zorlanan grup arkadaşlarınıza yardım ederek birlikte çalışmanın keyfini çıkarınız. Bakır, çinko, demir ve kurşun parçaları, bu metallerin 0,2 M tuz çözeltileri (bakır(II) nitrat, çinko nitrat, demir(II) sülfat ve kurşun(II) nitrat), zımpara kâğıdı, damla plakası ya da asetat, damlalık ve büyüteç gibi malzemeler kullanabilirsiniz. Deneyinizi gerçekleştirmek için farklı malzemeler de tercih edebilirsiniz. Deneyinizi gerçekleştirirken uymanız gereken güvenlik uyarılarını belirleyiniz.</w:t>
+      </w:r>
+    </w:p>
     <w:p>
       <w:pPr>
         <w:jc w:val="both"/>
@@ -931,6 +826,31 @@
           <w:lang w:val="tr-TR"/>
         </w:rPr>
         <w:t xml:space="preserve"> ……………………………………………………………………………</w:t>
+      </w:r>
+    </w:p>
+    <w:p>
+      <w:pPr>
+        <w:jc w:val="both"/>
+        <w:rPr>
+          <w:rFonts w:ascii="Times New Roman" w:hAnsi="Times New Roman" w:cs="Times New Roman"/>
+          <w:lang w:val="tr-TR"/>
+        </w:rPr>
+      </w:pPr>
+      <w:r>
+        <w:rPr>
+          <w:rFonts w:ascii="Times New Roman" w:hAnsi="Times New Roman" w:cs="Times New Roman"/>
+          <w:b/>
+          <w:bCs/>
+          <w:lang w:val="tr-TR"/>
+        </w:rPr>
+        <w:t xml:space="preserve">Deneyin Amacı: ……………………………………………………………………………</w:t>
+      </w:r>
+      <w:r>
+        <w:rPr>
+          <w:rFonts w:ascii="Times New Roman" w:hAnsi="Times New Roman" w:cs="Times New Roman"/>
+          <w:lang w:val="tr-TR"/>
+        </w:rPr>
+        <w:t xml:space="preserve"/>
       </w:r>
     </w:p>
     <w:p>

--- a/Kim12-1-2-Metallerin-Aktifligi.docx
+++ b/Kim12-1-2-Metallerin-Aktifligi.docx
@@ -52,7 +52,7 @@
           <w:rFonts w:ascii="Times New Roman" w:hAnsi="Times New Roman" w:cs="Times New Roman"/>
           <w:lang w:val="tr-TR"/>
         </w:rPr>
-        <w:t xml:space="preserve">Bir etkinlik yaparak keşfediniz. Analiz ve Keşif Atölyesi 1.2.’de bilimsel sorgulama yapacaksınız: Metallerin aktiflik sıralamasına ilişkin araştırma soruları oluşturacak, seçtiğiniz soruya yönelik bir hipotez ve model geliştirecek, mikro ölçekli bir deney planlayıp gerçekleştirecek, elde ettiğiniz verileri hipotezinizle ilişkilendirerek yorumlayacak ve vardığınız sıralamayı tanecik modelleri ve yarı tepkime denklemleriyle açıklayarak bilimsel gösterimlerle karşılaştıracaksınız. Farklı fikirlere açık kalmanız ve araştırmacı bir tutum sergilemeniz çalışkanlık değerinizi destekleyecek; grubunuzla iş birliği içinde çalışırken iletişim becerilerinizi ve dostluk değerinizi geliştirecek, beklenmedik sonuçlar karşısında esnek davranarak yaratıcı çözümler üreteceksiniz.</w:t>
+        <w:t xml:space="preserve">Bu sorunun cevabını bir etkinlik yaparak keşfediniz. Analiz ve Keşif Atölyesi 1.2.’de bilimsel sorgulama yapacaksınız: Metallerin aktiflik sıralamasına ilişkin araştırma soruları oluşturacak, seçtiğiniz soruya yönelik bir hipotez ve model geliştirecek, mikro ölçekli bir deney planlayıp gerçekleştirecek, elde ettiğiniz verileri hipotezinizle ilişkilendirerek yorumlayacak ve vardığınız sıralamayı tanecik modelleri ve yarı tepkime denklemleriyle açıklayarak bilimsel gösterimlerle karşılaştıracaksınız. Farklı fikirlere açık kalmanız ve araştırmacı bir tutum sergilemeniz çalışkanlık değerinizi destekleyecek; grubunuzla iş birliği içinde çalışırken iletişim becerilerinizi ve dostluk değerinizi geliştirecek, beklenmedik sonuçlar karşısında esnek davranarak yaratıcı çözümler üreteceksiniz.</w:t>
       </w:r>
     </w:p>
     <w:tbl>

--- a/Kim12-1-2-Metallerin-Aktifligi.docx
+++ b/Kim12-1-2-Metallerin-Aktifligi.docx
@@ -4070,7 +4070,7 @@
           <w:rFonts w:ascii="Times New Roman" w:hAnsi="Times New Roman" w:cs="Times New Roman"/>
           <w:lang w:val="tr-TR"/>
         </w:rPr>
-        <w:t xml:space="preserve">a) Alüminyum + demir(II) sülfat çözeltisi          b) Gümüş + çinko nitrat çözeltisi</w:t>
+        <w:t xml:space="preserve">a. Alüminyum + demir(II) sülfat çözeltisi          b. Gümüş + çinko nitrat çözeltisi</w:t>
       </w:r>
     </w:p>
     <w:p>
@@ -4104,7 +4104,7 @@
           <w:rFonts w:ascii="Times New Roman" w:hAnsi="Times New Roman" w:cs="Times New Roman"/>
           <w:lang w:val="tr-TR"/>
         </w:rPr>
-        <w:t xml:space="preserve">a) Alüminyum, dizide demirin üstünde olduğu için Fe</w:t>
+        <w:t xml:space="preserve">a. Alüminyum, dizide demirin üstünde olduğu için Fe</w:t>
       </w:r>
       <w:r>
         <w:rPr>
@@ -4241,7 +4241,7 @@
           <w:rFonts w:ascii="Times New Roman" w:hAnsi="Times New Roman" w:cs="Times New Roman"/>
           <w:lang w:val="tr-TR"/>
         </w:rPr>
-        <w:t xml:space="preserve">b) Gümüş, dizide çinkonun altında olduğu için Zn</w:t>
+        <w:t xml:space="preserve">b. Gümüş, dizide çinkonun altında olduğu için Zn</w:t>
       </w:r>
       <w:r>
         <w:rPr>
@@ -6154,7 +6154,7 @@
           <w:rFonts w:ascii="Times New Roman" w:hAnsi="Times New Roman" w:cs="Times New Roman"/>
           <w:lang w:val="tr-TR"/>
         </w:rPr>
-        <w:t xml:space="preserve">a) Tepkimeye giren bakırın mol sayısını hesaplayınız.</w:t>
+        <w:t xml:space="preserve">a. Tepkimeye giren bakırın mol sayısını hesaplayınız.</w:t>
       </w:r>
     </w:p>
     <w:p>
@@ -6171,7 +6171,7 @@
           <w:rFonts w:ascii="Times New Roman" w:hAnsi="Times New Roman" w:cs="Times New Roman"/>
           <w:lang w:val="tr-TR"/>
         </w:rPr>
-        <w:t xml:space="preserve">b) Telin yüzeyinde biriken gümüşün kütlesini hesaplayınız.</w:t>
+        <w:t xml:space="preserve">b. Telin yüzeyinde biriken gümüşün kütlesini hesaplayınız.</w:t>
       </w:r>
     </w:p>
     <w:tbl>

--- a/Kim12-1-2-Metallerin-Aktifligi.docx
+++ b/Kim12-1-2-Metallerin-Aktifligi.docx
@@ -3263,7 +3263,7 @@
       <w:r>
         <w:drawing>
           <wp:inline distT="0" distB="0" distL="0" distR="0">
-            <wp:extent cx="5220000" cy="2650153"/>
+            <wp:extent cx="4645161" cy="2523749"/>
             <wp:docPr id="900003" name="Grafik 900003" descr="Mg-Ni2+ ve Ni-Mg2+ karşılaştırması"/>
             <wp:cNvGraphicFramePr>
               <a:graphicFrameLocks noChangeAspect="1"/>
@@ -3284,7 +3284,7 @@
                   <pic:spPr>
                     <a:xfrm>
                       <a:off x="0" y="0"/>
-                      <a:ext cx="5220000" cy="2650153"/>
+                      <a:ext cx="4645161" cy="2523749"/>
                     </a:xfrm>
                     <a:prstGeom prst="rect">
                       <a:avLst/>
@@ -3550,7 +3550,7 @@
       <w:r>
         <w:drawing>
           <wp:inline distT="0" distB="0" distL="0" distR="0">
-            <wp:extent cx="3600000" cy="3866247"/>
+            <wp:extent cx="3078486" cy="3785623"/>
             <wp:docPr id="900004" name="Grafik 900004" descr="Aktiflik dizisi"/>
             <wp:cNvGraphicFramePr>
               <a:graphicFrameLocks noChangeAspect="1"/>
@@ -3571,7 +3571,7 @@
                   <pic:spPr>
                     <a:xfrm>
                       <a:off x="0" y="0"/>
-                      <a:ext cx="3600000" cy="3866247"/>
+                      <a:ext cx="3078486" cy="3785623"/>
                     </a:xfrm>
                     <a:prstGeom prst="rect">
                       <a:avLst/>

--- a/Kim12-1-2-Metallerin-Aktifligi.docx
+++ b/Kim12-1-2-Metallerin-Aktifligi.docx
@@ -55,99 +55,73 @@
         <w:t xml:space="preserve">Bu sorunun cevabını bir etkinlik yaparak keşfediniz. Analiz ve Keşif Atölyesi 1.2.’de bilimsel sorgulama yapacaksınız: Metallerin aktiflik sıralamasına ilişkin araştırma soruları oluşturacak, seçtiğiniz soruya yönelik bir hipotez ve model geliştirecek, mikro ölçekli bir deney planlayıp gerçekleştirecek, elde ettiğiniz verileri hipotezinizle ilişkilendirerek yorumlayacak ve vardığınız sıralamayı tanecik modelleri ve yarı tepkime denklemleriyle açıklayarak bilimsel gösterimlerle karşılaştıracaksınız. Farklı fikirlere açık kalmanız ve araştırmacı bir tutum sergilemeniz çalışkanlık değerinizi destekleyecek; grubunuzla iş birliği içinde çalışırken iletişim becerilerinizi ve dostluk değerinizi geliştirecek, beklenmedik sonuçlar karşısında esnek davranarak yaratıcı çözümler üreteceksiniz.</w:t>
       </w:r>
     </w:p>
-    <w:tbl>
-      <w:tblPr>
-        <w:tblW w:w="9000" w:type="dxa"/>
+    <w:p>
+      <w:pPr>
         <w:jc w:val="center"/>
-        <w:tblBorders>
-          <w:top w:val="single" w:sz="8" w:space="0" w:color="7F7F7F"/>
-          <w:left w:val="single" w:sz="8" w:space="0" w:color="7F7F7F"/>
-          <w:bottom w:val="single" w:sz="8" w:space="0" w:color="7F7F7F"/>
-          <w:right w:val="single" w:sz="8" w:space="0" w:color="7F7F7F"/>
-        </w:tblBorders>
-      </w:tblPr>
-      <w:tblGrid>
-        <w:gridCol w:w="9000"/>
-      </w:tblGrid>
-      <w:tr>
-        <w:tc>
-          <w:tcPr>
-            <w:tcW w:w="9000" w:type="dxa"/>
-            <w:shd w:val="clear" w:color="auto" w:fill="EDEDED"/>
-          </w:tcPr>
-          <w:p>
-            <w:pPr>
-              <w:jc w:val="both"/>
-              <w:rPr>
-                <w:rFonts w:ascii="Times New Roman" w:hAnsi="Times New Roman" w:cs="Times New Roman"/>
-                <w:lang w:val="tr-TR"/>
-              </w:rPr>
-            </w:pPr>
-            <w:r>
-              <w:rPr>
-                <w:rFonts w:ascii="Times New Roman" w:hAnsi="Times New Roman" w:cs="Times New Roman"/>
-                <w:lang w:val="tr-TR"/>
-              </w:rPr>
-              <w:t xml:space="preserve">GÖRSEL ALANI (Shutterstock)</w:t>
-            </w:r>
-          </w:p>
-          <w:p>
-            <w:pPr>
-              <w:jc w:val="both"/>
-              <w:rPr>
-                <w:rFonts w:ascii="Times New Roman" w:hAnsi="Times New Roman" w:cs="Times New Roman"/>
-                <w:lang w:val="tr-TR"/>
-              </w:rPr>
-            </w:pPr>
-            <w:r>
-              <w:rPr>
-                <w:rFonts w:ascii="Times New Roman" w:hAnsi="Times New Roman" w:cs="Times New Roman"/>
-                <w:lang w:val="tr-TR"/>
-              </w:rPr>
-              <w:t xml:space="preserve">Tarif: Müze vitrininde sergilenen, Tunç Çağı’na ait parlak altın kap ve süs eşyaları (müze etiketleri ve logolar görünmesin).</w:t>
-            </w:r>
-          </w:p>
-          <w:p>
-            <w:pPr>
-              <w:jc w:val="both"/>
-              <w:rPr>
-                <w:rFonts w:ascii="Times New Roman" w:hAnsi="Times New Roman" w:cs="Times New Roman"/>
-                <w:lang w:val="tr-TR"/>
-              </w:rPr>
-            </w:pPr>
-            <w:r>
-              <w:rPr>
-                <w:rFonts w:ascii="Times New Roman" w:hAnsi="Times New Roman" w:cs="Times New Roman"/>
-                <w:lang w:val="tr-TR"/>
-              </w:rPr>
-              <w:t xml:space="preserve">Shutter ID: 2695029349 (fotoğraf) — Ancient gold bracelet (Alacahöyük eseri değil; temsilî)</w:t>
-            </w:r>
-          </w:p>
-        </w:tc>
-      </w:tr>
-    </w:tbl>
-    <w:p>
-      <w:pPr>
-        <w:jc w:val="both"/>
-        <w:rPr>
-          <w:rFonts w:ascii="Times New Roman" w:hAnsi="Times New Roman" w:cs="Times New Roman"/>
-          <w:lang w:val="tr-TR"/>
-        </w:rPr>
-      </w:pPr>
+      </w:pPr>
+      <w:r>
+        <w:drawing>
+          <wp:inline xmlns:a="http://schemas.openxmlformats.org/drawingml/2006/main" xmlns:pic="http://schemas.openxmlformats.org/drawingml/2006/picture">
+            <wp:extent cx="3439490" cy="2520000"/>
+            <wp:docPr id="900010" name="Picture 900010"/>
+            <wp:cNvGraphicFramePr>
+              <a:graphicFrameLocks noChangeAspect="1"/>
+            </wp:cNvGraphicFramePr>
+            <a:graphic>
+              <a:graphicData uri="http://schemas.openxmlformats.org/drawingml/2006/picture">
+                <pic:pic>
+                  <pic:nvPicPr>
+                    <pic:cNvPr id="0" name="2695029349_d.jpg"/>
+                    <pic:cNvPicPr/>
+                  </pic:nvPicPr>
+                  <pic:blipFill>
+                    <a:blip r:embed="rId11"/>
+                    <a:stretch>
+                      <a:fillRect/>
+                    </a:stretch>
+                  </pic:blipFill>
+                  <pic:spPr>
+                    <a:xfrm>
+                      <a:off x="0" y="0"/>
+                      <a:ext cx="3439490" cy="2520000"/>
+                    </a:xfrm>
+                    <a:prstGeom prst="rect"/>
+                  </pic:spPr>
+                </pic:pic>
+              </a:graphicData>
+            </a:graphic>
+          </wp:inline>
+        </w:drawing>
+      </w:r>
     </w:p>
     <w:p>
       <w:pPr>
         <w:jc w:val="center"/>
-        <w:rPr>
-          <w:rFonts w:ascii="Times New Roman" w:hAnsi="Times New Roman" w:cs="Times New Roman"/>
-          <w:lang w:val="tr-TR"/>
-        </w:rPr>
       </w:pPr>
       <w:r>
         <w:rPr>
           <w:rFonts w:ascii="Times New Roman" w:hAnsi="Times New Roman" w:cs="Times New Roman"/>
           <w:b/>
           <w:bCs/>
+          <w:highlight w:val="yellow"/>
+          <w:lang w:val="tr-TR"/>
+        </w:rPr>
+        <w:t xml:space="preserve">Shutter id: 2695029349</w:t>
+      </w:r>
+    </w:p>
+    <w:p>
+      <w:pPr>
+        <w:jc w:val="center"/>
+        <w:rPr>
+          <w:rFonts w:ascii="Times New Roman" w:hAnsi="Times New Roman" w:cs="Times New Roman"/>
+          <w:lang w:val="tr-TR"/>
+        </w:rPr>
+      </w:pPr>
+      <w:r>
+        <w:rPr>
+          <w:rFonts w:ascii="Times New Roman" w:hAnsi="Times New Roman" w:cs="Times New Roman"/>
+          <w:b/>
+          <w:bCs/>
           <w:lang w:val="tr-TR"/>
         </w:rPr>
         <w:t xml:space="preserve">Görsel A:</w:t>
@@ -160,85 +134,59 @@
         <w:t xml:space="preserve"> Alacahöyük altın eserleri</w:t>
       </w:r>
     </w:p>
-    <w:tbl>
-      <w:tblPr>
-        <w:tblW w:w="9000" w:type="dxa"/>
+    <w:p>
+      <w:pPr>
         <w:jc w:val="center"/>
-        <w:tblBorders>
-          <w:top w:val="single" w:sz="8" w:space="0" w:color="7F7F7F"/>
-          <w:left w:val="single" w:sz="8" w:space="0" w:color="7F7F7F"/>
-          <w:bottom w:val="single" w:sz="8" w:space="0" w:color="7F7F7F"/>
-          <w:right w:val="single" w:sz="8" w:space="0" w:color="7F7F7F"/>
-        </w:tblBorders>
-      </w:tblPr>
-      <w:tblGrid>
-        <w:gridCol w:w="9000"/>
-      </w:tblGrid>
-      <w:tr>
-        <w:tc>
-          <w:tcPr>
-            <w:tcW w:w="9000" w:type="dxa"/>
-            <w:shd w:val="clear" w:color="auto" w:fill="EDEDED"/>
-          </w:tcPr>
-          <w:p>
-            <w:pPr>
-              <w:jc w:val="both"/>
-              <w:rPr>
-                <w:rFonts w:ascii="Times New Roman" w:hAnsi="Times New Roman" w:cs="Times New Roman"/>
-                <w:lang w:val="tr-TR"/>
-              </w:rPr>
-            </w:pPr>
-            <w:r>
-              <w:rPr>
-                <w:rFonts w:ascii="Times New Roman" w:hAnsi="Times New Roman" w:cs="Times New Roman"/>
-                <w:lang w:val="tr-TR"/>
-              </w:rPr>
-              <w:t xml:space="preserve">GÖRSEL ALANI (Shutterstock)</w:t>
-            </w:r>
-          </w:p>
-          <w:p>
-            <w:pPr>
-              <w:jc w:val="both"/>
-              <w:rPr>
-                <w:rFonts w:ascii="Times New Roman" w:hAnsi="Times New Roman" w:cs="Times New Roman"/>
-                <w:lang w:val="tr-TR"/>
-              </w:rPr>
-            </w:pPr>
-            <w:r>
-              <w:rPr>
-                <w:rFonts w:ascii="Times New Roman" w:hAnsi="Times New Roman" w:cs="Times New Roman"/>
-                <w:lang w:val="tr-TR"/>
-              </w:rPr>
-              <w:t xml:space="preserve">Tarif: Yan yana duran yüzeyi paslanmış galvanizli demir boru parçası ile parlak bakır su boruları.</w:t>
-            </w:r>
-          </w:p>
-          <w:p>
-            <w:pPr>
-              <w:jc w:val="both"/>
-              <w:rPr>
-                <w:rFonts w:ascii="Times New Roman" w:hAnsi="Times New Roman" w:cs="Times New Roman"/>
-                <w:lang w:val="tr-TR"/>
-              </w:rPr>
-            </w:pPr>
-            <w:r>
-              <w:rPr>
-                <w:rFonts w:ascii="Times New Roman" w:hAnsi="Times New Roman" w:cs="Times New Roman"/>
-                <w:lang w:val="tr-TR"/>
-              </w:rPr>
-              <w:t xml:space="preserve">Shutter ID: 2001791231 (fotoğraf) — Galvanic corrosion between copper and iron pipes</w:t>
-            </w:r>
-          </w:p>
-        </w:tc>
-      </w:tr>
-    </w:tbl>
-    <w:p>
-      <w:pPr>
-        <w:jc w:val="both"/>
-        <w:rPr>
-          <w:rFonts w:ascii="Times New Roman" w:hAnsi="Times New Roman" w:cs="Times New Roman"/>
-          <w:lang w:val="tr-TR"/>
-        </w:rPr>
-      </w:pPr>
+      </w:pPr>
+      <w:r>
+        <w:drawing>
+          <wp:inline xmlns:a="http://schemas.openxmlformats.org/drawingml/2006/main" xmlns:pic="http://schemas.openxmlformats.org/drawingml/2006/picture">
+            <wp:extent cx="5040000" cy="1827840"/>
+            <wp:docPr id="900011" name="Picture 900011"/>
+            <wp:cNvGraphicFramePr>
+              <a:graphicFrameLocks noChangeAspect="1"/>
+            </wp:cNvGraphicFramePr>
+            <a:graphic>
+              <a:graphicData uri="http://schemas.openxmlformats.org/drawingml/2006/picture">
+                <pic:pic>
+                  <pic:nvPicPr>
+                    <pic:cNvPr id="0" name="2001791231_d.jpg"/>
+                    <pic:cNvPicPr/>
+                  </pic:nvPicPr>
+                  <pic:blipFill>
+                    <a:blip r:embed="rId12"/>
+                    <a:stretch>
+                      <a:fillRect/>
+                    </a:stretch>
+                  </pic:blipFill>
+                  <pic:spPr>
+                    <a:xfrm>
+                      <a:off x="0" y="0"/>
+                      <a:ext cx="5040000" cy="1827840"/>
+                    </a:xfrm>
+                    <a:prstGeom prst="rect"/>
+                  </pic:spPr>
+                </pic:pic>
+              </a:graphicData>
+            </a:graphic>
+          </wp:inline>
+        </w:drawing>
+      </w:r>
+    </w:p>
+    <w:p>
+      <w:pPr>
+        <w:jc w:val="center"/>
+      </w:pPr>
+      <w:r>
+        <w:rPr>
+          <w:rFonts w:ascii="Times New Roman" w:hAnsi="Times New Roman" w:cs="Times New Roman"/>
+          <w:b/>
+          <w:bCs/>
+          <w:highlight w:val="yellow"/>
+          <w:lang w:val="tr-TR"/>
+        </w:rPr>
+        <w:t xml:space="preserve">Shutter id: 2001791231</w:t>
+      </w:r>
     </w:p>
     <w:p>
       <w:pPr>
@@ -347,101 +295,59 @@
         <w:t xml:space="preserve">Sınıfınızda gruplara ayrılınız. Etkinlik kâğıdınızda bakır, çinko, demir ve kurşun metallerinden kesilmiş küçük parçalar ile bu metallerin tuzlarının sulu çözeltileri (bakır(II) nitrat, çinko nitrat, demir(II) sülfat ve kurşun(II) nitrat) verilmiştir. Bu malzemeleri kullanarak dört metalin aktiflik sıralamasını belirlemeye yönelik bir bilimsel sorgulama yapacaksınız.</w:t>
       </w:r>
     </w:p>
-    <w:tbl>
-      <w:tblPr>
-        <w:tblW w:w="9000" w:type="dxa"/>
+    <w:p>
+      <w:pPr>
         <w:jc w:val="center"/>
-        <w:tblBorders>
-          <w:top w:val="single" w:sz="8" w:space="0" w:color="7F7F7F"/>
-          <w:left w:val="single" w:sz="8" w:space="0" w:color="7F7F7F"/>
-          <w:bottom w:val="single" w:sz="8" w:space="0" w:color="7F7F7F"/>
-          <w:right w:val="single" w:sz="8" w:space="0" w:color="7F7F7F"/>
-        </w:tblBorders>
-      </w:tblPr>
-      <w:tblGrid>
-        <w:gridCol w:w="9000"/>
-      </w:tblGrid>
-      <w:tr>
-        <w:tc>
-          <w:tcPr>
-            <w:tcW w:w="9000" w:type="dxa"/>
-            <w:shd w:val="clear" w:color="auto" w:fill="EDEDED"/>
-          </w:tcPr>
-          <w:p>
-            <w:pPr>
-              <w:jc w:val="both"/>
-              <w:rPr>
-                <w:rFonts w:ascii="Times New Roman" w:hAnsi="Times New Roman" w:cs="Times New Roman"/>
-                <w:lang w:val="tr-TR"/>
-              </w:rPr>
-            </w:pPr>
-            <w:r>
-              <w:rPr>
-                <w:rFonts w:ascii="Times New Roman" w:hAnsi="Times New Roman" w:cs="Times New Roman"/>
-                <w:lang w:val="tr-TR"/>
-              </w:rPr>
-              <w:t xml:space="preserve">GÖRSEL ALANI</w:t>
-            </w:r>
-          </w:p>
-          <w:p>
-            <w:pPr>
-              <w:jc w:val="both"/>
-              <w:rPr>
-                <w:rFonts w:ascii="Times New Roman" w:hAnsi="Times New Roman" w:cs="Times New Roman"/>
-                <w:lang w:val="tr-TR"/>
-              </w:rPr>
-            </w:pPr>
-            <w:r>
-              <w:rPr>
-                <w:rFonts w:ascii="Times New Roman" w:hAnsi="Times New Roman" w:cs="Times New Roman"/>
-                <w:lang w:val="tr-TR"/>
-              </w:rPr>
-              <w:t xml:space="preserve">Tarif: Laboratuvar tezgâhında etiketli küçük şişelerde renkli ve renksiz metal tuzu çözeltileri (mavi bakır(II) nitrat, açık yeşil demir(II) sülfat, renksiz çinko nitrat ve kurşun(II) nitrat) ile önlerinde petri kaplarında bakır, çinko, demir ve kurşun parçaları.</w:t>
-            </w:r>
-          </w:p>
-          <w:p>
-            <w:pPr>
-              <w:jc w:val="both"/>
-              <w:rPr>
-                <w:rFonts w:ascii="Times New Roman" w:hAnsi="Times New Roman" w:cs="Times New Roman"/>
-                <w:lang w:val="tr-TR"/>
-              </w:rPr>
-            </w:pPr>
-            <w:r>
-              <w:rPr>
-                <w:rFonts w:ascii="Times New Roman" w:hAnsi="Times New Roman" w:cs="Times New Roman"/>
-                <w:lang w:val="tr-TR"/>
-              </w:rPr>
-              <w:t xml:space="preserve">Shutterstock arama: “metal pieces salt solutions laboratory reactivity”</w:t>
-            </w:r>
-          </w:p>
-          <w:p>
-            <w:pPr>
-              <w:jc w:val="both"/>
-              <w:rPr>
-                <w:rFonts w:ascii="Times New Roman" w:hAnsi="Times New Roman" w:cs="Times New Roman"/>
-                <w:lang w:val="tr-TR"/>
-              </w:rPr>
-            </w:pPr>
-            <w:r>
-              <w:rPr>
-                <w:rFonts w:ascii="Times New Roman" w:hAnsi="Times New Roman" w:cs="Times New Roman"/>
-                <w:lang w:val="tr-TR"/>
-              </w:rPr>
-              <w:t xml:space="preserve">Shutter ID: 1211630155 (bakır sülfat çözeltisinde çinko levha). Alternatif: 1214921941. Tarifteki dört metal ve dört çözeltiyi birlikte gösteren fotoğraf bulunamadı; düzenek fotoğrafı çekilebilir.</w:t>
-            </w:r>
-          </w:p>
-        </w:tc>
-      </w:tr>
-    </w:tbl>
-    <w:p>
-      <w:pPr>
-        <w:jc w:val="both"/>
-        <w:rPr>
-          <w:rFonts w:ascii="Times New Roman" w:hAnsi="Times New Roman" w:cs="Times New Roman"/>
-          <w:lang w:val="tr-TR"/>
-        </w:rPr>
-      </w:pPr>
+      </w:pPr>
+      <w:r>
+        <w:drawing>
+          <wp:inline xmlns:a="http://schemas.openxmlformats.org/drawingml/2006/main" xmlns:pic="http://schemas.openxmlformats.org/drawingml/2006/picture">
+            <wp:extent cx="4000000" cy="2520000"/>
+            <wp:docPr id="900012" name="Picture 900012"/>
+            <wp:cNvGraphicFramePr>
+              <a:graphicFrameLocks noChangeAspect="1"/>
+            </wp:cNvGraphicFramePr>
+            <a:graphic>
+              <a:graphicData uri="http://schemas.openxmlformats.org/drawingml/2006/picture">
+                <pic:pic>
+                  <pic:nvPicPr>
+                    <pic:cNvPr id="0" name="1211630155_d.jpg"/>
+                    <pic:cNvPicPr/>
+                  </pic:nvPicPr>
+                  <pic:blipFill>
+                    <a:blip r:embed="rId13"/>
+                    <a:stretch>
+                      <a:fillRect/>
+                    </a:stretch>
+                  </pic:blipFill>
+                  <pic:spPr>
+                    <a:xfrm>
+                      <a:off x="0" y="0"/>
+                      <a:ext cx="4000000" cy="2520000"/>
+                    </a:xfrm>
+                    <a:prstGeom prst="rect"/>
+                  </pic:spPr>
+                </pic:pic>
+              </a:graphicData>
+            </a:graphic>
+          </wp:inline>
+        </w:drawing>
+      </w:r>
+    </w:p>
+    <w:p>
+      <w:pPr>
+        <w:jc w:val="center"/>
+      </w:pPr>
+      <w:r>
+        <w:rPr>
+          <w:rFonts w:ascii="Times New Roman" w:hAnsi="Times New Roman" w:cs="Times New Roman"/>
+          <w:b/>
+          <w:bCs/>
+          <w:highlight w:val="yellow"/>
+          <w:lang w:val="tr-TR"/>
+        </w:rPr>
+        <w:t xml:space="preserve">Shutter id: 1211630155</w:t>
+      </w:r>
     </w:p>
     <w:p>
       <w:pPr>

--- a/Kim12-1-2-Metallerin-Aktifligi.docx
+++ b/Kim12-1-2-Metallerin-Aktifligi.docx
@@ -186,6 +186,26 @@
           <w:lang w:val="tr-TR"/>
         </w:rPr>
         <w:t xml:space="preserve">Shutter id: 2001791231</w:t>
+      </w:r>
+    </w:p>
+    <w:p>
+      <w:r>
+        <w:rPr>
+          <w:rFonts w:ascii="Times New Roman" w:hAnsi="Times New Roman" w:cs="Times New Roman"/>
+          <w:b/>
+          <w:highlight w:val="yellow"/>
+          <w:lang w:val="tr-TR"/>
+        </w:rPr>
+        <w:t xml:space="preserve">NOT: </w:t>
+      </w:r>
+      <w:r>
+        <w:rPr>
+          <w:rFonts w:ascii="Times New Roman" w:hAnsi="Times New Roman" w:cs="Times New Roman"/>
+          <w:b w:val="0"/>
+          <w:highlight w:val="yellow"/>
+          <w:lang w:val="tr-TR"/>
+        </w:rPr>
+        <w:t>Görseldeki İngilizce yazılar Türkçeye çevrilecek: Copper Pipe, Cathode (−): Bakır boru, katot (−); Iron Pipe, Anode (+): Demir boru, anot (+); Iron Socket: Demir bağlantı parçası; Negative Ions: Negatif iyonlar; Positive Ions Flow: Pozitif iyon akışı; Electron Flow: Elektron akışı; Galvanic Corrosion: Galvanik korozyon. Not: Galvanik hücrede anot (−), katot (+) kutuptur; görseldeki işaretler ters verilmiştir, Türkçeleştirilirken düzeltilmelidir (bakır: katot, demir: anot).</w:t>
       </w:r>
     </w:p>
     <w:p>

--- a/Kim12-1-2-Metallerin-Aktifligi.docx
+++ b/Kim12-1-2-Metallerin-Aktifligi.docx
@@ -55,184 +55,215 @@
         <w:t xml:space="preserve">Bu sorunun cevabını bir etkinlik yaparak keşfediniz. Analiz ve Keşif Atölyesi 1.2.’de bilimsel sorgulama yapacaksınız: Metallerin aktiflik sıralamasına ilişkin araştırma soruları oluşturacak, seçtiğiniz soruya yönelik bir hipotez ve model geliştirecek, mikro ölçekli bir deney planlayıp gerçekleştirecek, elde ettiğiniz verileri hipotezinizle ilişkilendirerek yorumlayacak ve vardığınız sıralamayı tanecik modelleri ve yarı tepkime denklemleriyle açıklayarak bilimsel gösterimlerle karşılaştıracaksınız. Farklı fikirlere açık kalmanız ve araştırmacı bir tutum sergilemeniz çalışkanlık değerinizi destekleyecek; grubunuzla iş birliği içinde çalışırken iletişim becerilerinizi ve dostluk değerinizi geliştirecek, beklenmedik sonuçlar karşısında esnek davranarak yaratıcı çözümler üreteceksiniz.</w:t>
       </w:r>
     </w:p>
-    <w:p>
-      <w:pPr>
+    <w:tbl>
+      <w:tblPr>
+        <w:tblW w:w="9000" w:type="dxa"/>
         <w:jc w:val="center"/>
-      </w:pPr>
-      <w:r>
-        <w:drawing>
-          <wp:inline xmlns:a="http://schemas.openxmlformats.org/drawingml/2006/main" xmlns:pic="http://schemas.openxmlformats.org/drawingml/2006/picture">
-            <wp:extent cx="3439490" cy="2520000"/>
-            <wp:docPr id="900010" name="Picture 900010"/>
-            <wp:cNvGraphicFramePr>
-              <a:graphicFrameLocks noChangeAspect="1"/>
-            </wp:cNvGraphicFramePr>
-            <a:graphic>
-              <a:graphicData uri="http://schemas.openxmlformats.org/drawingml/2006/picture">
-                <pic:pic>
-                  <pic:nvPicPr>
-                    <pic:cNvPr id="0" name="2695029349_d.jpg"/>
-                    <pic:cNvPicPr/>
-                  </pic:nvPicPr>
-                  <pic:blipFill>
-                    <a:blip r:embed="rId11"/>
-                    <a:stretch>
-                      <a:fillRect/>
-                    </a:stretch>
-                  </pic:blipFill>
-                  <pic:spPr>
-                    <a:xfrm>
-                      <a:off x="0" y="0"/>
-                      <a:ext cx="3439490" cy="2520000"/>
-                    </a:xfrm>
-                    <a:prstGeom prst="rect"/>
-                  </pic:spPr>
-                </pic:pic>
-              </a:graphicData>
-            </a:graphic>
-          </wp:inline>
-        </w:drawing>
-      </w:r>
-    </w:p>
-    <w:p>
-      <w:pPr>
-        <w:jc w:val="center"/>
-      </w:pPr>
-      <w:r>
-        <w:rPr>
-          <w:rFonts w:ascii="Times New Roman" w:hAnsi="Times New Roman" w:cs="Times New Roman"/>
-          <w:b/>
-          <w:bCs/>
-          <w:highlight w:val="yellow"/>
-          <w:lang w:val="tr-TR"/>
-        </w:rPr>
-        <w:t xml:space="preserve">Shutter id: 2695029349</w:t>
-      </w:r>
-    </w:p>
-    <w:p>
-      <w:pPr>
-        <w:jc w:val="center"/>
-        <w:rPr>
-          <w:rFonts w:ascii="Times New Roman" w:hAnsi="Times New Roman" w:cs="Times New Roman"/>
-          <w:lang w:val="tr-TR"/>
-        </w:rPr>
-      </w:pPr>
-      <w:r>
-        <w:rPr>
-          <w:rFonts w:ascii="Times New Roman" w:hAnsi="Times New Roman" w:cs="Times New Roman"/>
-          <w:b/>
-          <w:bCs/>
-          <w:lang w:val="tr-TR"/>
-        </w:rPr>
-        <w:t xml:space="preserve">Görsel A:</w:t>
-      </w:r>
-      <w:r>
-        <w:rPr>
-          <w:rFonts w:ascii="Times New Roman" w:hAnsi="Times New Roman" w:cs="Times New Roman"/>
-          <w:lang w:val="tr-TR"/>
-        </w:rPr>
-        <w:t xml:space="preserve"> Alacahöyük altın eserleri</w:t>
-      </w:r>
-    </w:p>
-    <w:p>
-      <w:pPr>
-        <w:jc w:val="center"/>
-      </w:pPr>
-      <w:r>
-        <w:drawing>
-          <wp:inline xmlns:a="http://schemas.openxmlformats.org/drawingml/2006/main" xmlns:pic="http://schemas.openxmlformats.org/drawingml/2006/picture">
-            <wp:extent cx="5040000" cy="1827840"/>
-            <wp:docPr id="900011" name="Picture 900011"/>
-            <wp:cNvGraphicFramePr>
-              <a:graphicFrameLocks noChangeAspect="1"/>
-            </wp:cNvGraphicFramePr>
-            <a:graphic>
-              <a:graphicData uri="http://schemas.openxmlformats.org/drawingml/2006/picture">
-                <pic:pic>
-                  <pic:nvPicPr>
-                    <pic:cNvPr id="0" name="2001791231_d.jpg"/>
-                    <pic:cNvPicPr/>
-                  </pic:nvPicPr>
-                  <pic:blipFill>
-                    <a:blip r:embed="rId12"/>
-                    <a:stretch>
-                      <a:fillRect/>
-                    </a:stretch>
-                  </pic:blipFill>
-                  <pic:spPr>
-                    <a:xfrm>
-                      <a:off x="0" y="0"/>
-                      <a:ext cx="5040000" cy="1827840"/>
-                    </a:xfrm>
-                    <a:prstGeom prst="rect"/>
-                  </pic:spPr>
-                </pic:pic>
-              </a:graphicData>
-            </a:graphic>
-          </wp:inline>
-        </w:drawing>
-      </w:r>
-    </w:p>
-    <w:p>
-      <w:pPr>
-        <w:jc w:val="center"/>
-      </w:pPr>
-      <w:r>
-        <w:rPr>
-          <w:rFonts w:ascii="Times New Roman" w:hAnsi="Times New Roman" w:cs="Times New Roman"/>
-          <w:b/>
-          <w:bCs/>
-          <w:highlight w:val="yellow"/>
-          <w:lang w:val="tr-TR"/>
-        </w:rPr>
-        <w:t xml:space="preserve">Shutter id: 2001791231</w:t>
-      </w:r>
-    </w:p>
-    <w:p>
-      <w:r>
-        <w:rPr>
-          <w:rFonts w:ascii="Times New Roman" w:hAnsi="Times New Roman" w:cs="Times New Roman"/>
-          <w:b/>
-          <w:highlight w:val="yellow"/>
-          <w:lang w:val="tr-TR"/>
-        </w:rPr>
-        <w:t xml:space="preserve">NOT: </w:t>
-      </w:r>
-      <w:r>
-        <w:rPr>
-          <w:rFonts w:ascii="Times New Roman" w:hAnsi="Times New Roman" w:cs="Times New Roman"/>
-          <w:b w:val="0"/>
-          <w:highlight w:val="yellow"/>
-          <w:lang w:val="tr-TR"/>
-        </w:rPr>
-        <w:t>Görseldeki İngilizce yazılar Türkçeye çevrilecek: Copper Pipe, Cathode (−): Bakır boru, katot (−); Iron Pipe, Anode (+): Demir boru, anot (+); Iron Socket: Demir bağlantı parçası; Negative Ions: Negatif iyonlar; Positive Ions Flow: Pozitif iyon akışı; Electron Flow: Elektron akışı; Galvanic Corrosion: Galvanik korozyon. Not: Galvanik hücrede anot (−), katot (+) kutuptur; görseldeki işaretler ters verilmiştir, Türkçeleştirilirken düzeltilmelidir (bakır: katot, demir: anot).</w:t>
-      </w:r>
-    </w:p>
-    <w:p>
-      <w:pPr>
-        <w:jc w:val="center"/>
-        <w:rPr>
-          <w:rFonts w:ascii="Times New Roman" w:hAnsi="Times New Roman" w:cs="Times New Roman"/>
-          <w:lang w:val="tr-TR"/>
-        </w:rPr>
-      </w:pPr>
-      <w:r>
-        <w:rPr>
-          <w:rFonts w:ascii="Times New Roman" w:hAnsi="Times New Roman" w:cs="Times New Roman"/>
-          <w:b/>
-          <w:bCs/>
-          <w:lang w:val="tr-TR"/>
-        </w:rPr>
-        <w:t xml:space="preserve">Görsel B:</w:t>
-      </w:r>
-      <w:r>
-        <w:rPr>
-          <w:rFonts w:ascii="Times New Roman" w:hAnsi="Times New Roman" w:cs="Times New Roman"/>
-          <w:lang w:val="tr-TR"/>
-        </w:rPr>
-        <w:t xml:space="preserve"> Paslanmış demir boru ve bakır borular</w:t>
-      </w:r>
-    </w:p>
+        <w:tblBorders>
+          <w:top w:val="nil"/>
+          <w:left w:val="nil"/>
+          <w:bottom w:val="nil"/>
+          <w:right w:val="nil"/>
+          <w:insideH w:val="nil"/>
+          <w:insideV w:val="nil"/>
+        </w:tblBorders>
+        <w:tblLayout w:type="fixed"/>
+      </w:tblPr>
+      <w:tblGrid>
+        <w:gridCol w:w="4500"/>
+        <w:gridCol w:w="4500"/>
+      </w:tblGrid>
+      <w:tr>
+        <w:tc>
+          <w:tcPr>
+            <w:tcW w:w="4500" w:type="dxa"/>
+          </w:tcPr>
+          <w:p>
+            <w:pPr>
+              <w:jc w:val="center"/>
+            </w:pPr>
+            <w:r>
+              <w:drawing>
+                <wp:inline xmlns:a="http://schemas.openxmlformats.org/drawingml/2006/main" xmlns:pic="http://schemas.openxmlformats.org/drawingml/2006/picture">
+                  <wp:extent cx="2628000" cy="1925448"/>
+                  <wp:docPr id="900010" name="Picture 900010"/>
+                  <wp:cNvGraphicFramePr>
+                    <a:graphicFrameLocks noChangeAspect="1"/>
+                  </wp:cNvGraphicFramePr>
+                  <a:graphic>
+                    <a:graphicData uri="http://schemas.openxmlformats.org/drawingml/2006/picture">
+                      <pic:pic>
+                        <pic:nvPicPr>
+                          <pic:cNvPr id="0" name="2695029349_d.jpg"/>
+                          <pic:cNvPicPr/>
+                        </pic:nvPicPr>
+                        <pic:blipFill>
+                          <a:blip r:embed="rId11"/>
+                          <a:stretch>
+                            <a:fillRect/>
+                          </a:stretch>
+                        </pic:blipFill>
+                        <pic:spPr>
+                          <a:xfrm>
+                            <a:off x="0" y="0"/>
+                            <a:ext cx="2628000" cy="1925448"/>
+                          </a:xfrm>
+                          <a:prstGeom prst="rect"/>
+                        </pic:spPr>
+                      </pic:pic>
+                    </a:graphicData>
+                  </a:graphic>
+                </wp:inline>
+              </w:drawing>
+            </w:r>
+          </w:p>
+          <w:p>
+            <w:pPr>
+              <w:jc w:val="center"/>
+            </w:pPr>
+            <w:r>
+              <w:rPr>
+                <w:rFonts w:ascii="Times New Roman" w:hAnsi="Times New Roman" w:cs="Times New Roman"/>
+                <w:b/>
+                <w:bCs/>
+                <w:highlight w:val="yellow"/>
+                <w:lang w:val="tr-TR"/>
+              </w:rPr>
+              <w:t xml:space="preserve">Shutter id: 2695029349</w:t>
+            </w:r>
+          </w:p>
+          <w:p>
+            <w:pPr>
+              <w:jc w:val="center"/>
+              <w:rPr>
+                <w:rFonts w:ascii="Times New Roman" w:hAnsi="Times New Roman" w:cs="Times New Roman"/>
+                <w:lang w:val="tr-TR"/>
+              </w:rPr>
+            </w:pPr>
+            <w:r>
+              <w:rPr>
+                <w:rFonts w:ascii="Times New Roman" w:hAnsi="Times New Roman" w:cs="Times New Roman"/>
+                <w:b/>
+                <w:bCs/>
+                <w:lang w:val="tr-TR"/>
+              </w:rPr>
+              <w:t xml:space="preserve">Görsel A:</w:t>
+            </w:r>
+            <w:r>
+              <w:rPr>
+                <w:rFonts w:ascii="Times New Roman" w:hAnsi="Times New Roman" w:cs="Times New Roman"/>
+                <w:lang w:val="tr-TR"/>
+              </w:rPr>
+              <w:t xml:space="preserve"> Alacahöyük altın eserleri</w:t>
+            </w:r>
+          </w:p>
+        </w:tc>
+        <w:tc>
+          <w:tcPr>
+            <w:tcW w:w="4500" w:type="dxa"/>
+          </w:tcPr>
+          <w:p>
+            <w:pPr>
+              <w:jc w:val="center"/>
+            </w:pPr>
+            <w:r>
+              <w:drawing>
+                <wp:inline xmlns:a="http://schemas.openxmlformats.org/drawingml/2006/main" xmlns:pic="http://schemas.openxmlformats.org/drawingml/2006/picture">
+                  <wp:extent cx="2628000" cy="953088"/>
+                  <wp:docPr id="900011" name="Picture 900011"/>
+                  <wp:cNvGraphicFramePr>
+                    <a:graphicFrameLocks noChangeAspect="1"/>
+                  </wp:cNvGraphicFramePr>
+                  <a:graphic>
+                    <a:graphicData uri="http://schemas.openxmlformats.org/drawingml/2006/picture">
+                      <pic:pic>
+                        <pic:nvPicPr>
+                          <pic:cNvPr id="0" name="2001791231_d.jpg"/>
+                          <pic:cNvPicPr/>
+                        </pic:nvPicPr>
+                        <pic:blipFill>
+                          <a:blip r:embed="rId12"/>
+                          <a:stretch>
+                            <a:fillRect/>
+                          </a:stretch>
+                        </pic:blipFill>
+                        <pic:spPr>
+                          <a:xfrm>
+                            <a:off x="0" y="0"/>
+                            <a:ext cx="2628000" cy="953088"/>
+                          </a:xfrm>
+                          <a:prstGeom prst="rect"/>
+                        </pic:spPr>
+                      </pic:pic>
+                    </a:graphicData>
+                  </a:graphic>
+                </wp:inline>
+              </w:drawing>
+            </w:r>
+          </w:p>
+          <w:p>
+            <w:pPr>
+              <w:jc w:val="center"/>
+            </w:pPr>
+            <w:r>
+              <w:rPr>
+                <w:rFonts w:ascii="Times New Roman" w:hAnsi="Times New Roman" w:cs="Times New Roman"/>
+                <w:b/>
+                <w:bCs/>
+                <w:highlight w:val="yellow"/>
+                <w:lang w:val="tr-TR"/>
+              </w:rPr>
+              <w:t xml:space="preserve">Shutter id: 2001791231</w:t>
+            </w:r>
+          </w:p>
+          <w:p>
+            <w:r>
+              <w:rPr>
+                <w:rFonts w:ascii="Times New Roman" w:hAnsi="Times New Roman" w:cs="Times New Roman"/>
+                <w:b/>
+                <w:highlight w:val="yellow"/>
+                <w:lang w:val="tr-TR"/>
+              </w:rPr>
+              <w:t xml:space="preserve">NOT: </w:t>
+            </w:r>
+            <w:r>
+              <w:rPr>
+                <w:rFonts w:ascii="Times New Roman" w:hAnsi="Times New Roman" w:cs="Times New Roman"/>
+                <w:b w:val="0"/>
+                <w:highlight w:val="yellow"/>
+                <w:lang w:val="tr-TR"/>
+              </w:rPr>
+              <w:t>Görseldeki İngilizce yazılar Türkçeye çevrilecek: Copper Pipe, Cathode (−): Bakır boru, katot (−); Iron Pipe, Anode (+): Demir boru, anot (+); Iron Socket: Demir bağlantı parçası; Negative Ions: Negatif iyonlar; Positive Ions Flow: Pozitif iyon akışı; Electron Flow: Elektron akışı; Galvanic Corrosion: Galvanik korozyon. Not: Galvanik hücrede anot (−), katot (+) kutuptur; görseldeki işaretler ters verilmiştir, Türkçeleştirilirken düzeltilmelidir (bakır: katot, demir: anot).</w:t>
+            </w:r>
+          </w:p>
+          <w:p>
+            <w:pPr>
+              <w:jc w:val="center"/>
+              <w:rPr>
+                <w:rFonts w:ascii="Times New Roman" w:hAnsi="Times New Roman" w:cs="Times New Roman"/>
+                <w:lang w:val="tr-TR"/>
+              </w:rPr>
+            </w:pPr>
+            <w:r>
+              <w:rPr>
+                <w:rFonts w:ascii="Times New Roman" w:hAnsi="Times New Roman" w:cs="Times New Roman"/>
+                <w:b/>
+                <w:bCs/>
+                <w:lang w:val="tr-TR"/>
+              </w:rPr>
+              <w:t xml:space="preserve">Görsel B:</w:t>
+            </w:r>
+            <w:r>
+              <w:rPr>
+                <w:rFonts w:ascii="Times New Roman" w:hAnsi="Times New Roman" w:cs="Times New Roman"/>
+                <w:lang w:val="tr-TR"/>
+              </w:rPr>
+              <w:t xml:space="preserve"> Paslanmış demir boru ve bakır borular</w:t>
+            </w:r>
+          </w:p>
+        </w:tc>
+      </w:tr>
+    </w:tbl>
     <w:p>
       <w:pPr>
         <w:keepNext/>
